--- a/需要修改的内容2.docx
+++ b/需要修改的内容2.docx
@@ -1,10 +1,11 @@
 
 <file path=word/document.xml><?xml version="1.0" encoding="utf-8"?>
-<w:document xmlns:wpc="http://schemas.microsoft.com/office/word/2010/wordprocessingCanvas" xmlns:mc="http://schemas.openxmlformats.org/markup-compatibility/2006" xmlns:o="urn:schemas-microsoft-com:office:office" xmlns:r="http://schemas.openxmlformats.org/officeDocument/2006/relationships" xmlns:m="http://schemas.openxmlformats.org/officeDocument/2006/math" xmlns:v="urn:schemas-microsoft-com:vml" xmlns:wp14="http://schemas.microsoft.com/office/word/2010/wordprocessingDrawing" xmlns:wp="http://schemas.openxmlformats.org/drawingml/2006/wordprocessingDrawing" xmlns:w="http://schemas.openxmlformats.org/wordprocessingml/2006/main" xmlns:w14="http://schemas.microsoft.com/office/word/2010/wordml" xmlns:w10="urn:schemas-microsoft-com:office:word" xmlns:w15="http://schemas.microsoft.com/office/word/2012/wordml" xmlns:wpg="http://schemas.microsoft.com/office/word/2010/wordprocessingGroup" xmlns:wpi="http://schemas.microsoft.com/office/word/2010/wordprocessingInk" xmlns:wne="http://schemas.microsoft.com/office/word/2006/wordml" xmlns:wps="http://schemas.microsoft.com/office/word/2010/wordprocessingShape" xmlns:wpsCustomData="http://www.wps.cn/officeDocument/2013/wpsCustomData" mc:Ignorable="w14 w15 wp14">
+<w:document xmlns:wpc="http://schemas.microsoft.com/office/word/2010/wordprocessingCanvas" xmlns:mc="http://schemas.openxmlformats.org/markup-compatibility/2006" xmlns:o="urn:schemas-microsoft-com:office:office" xmlns:r="http://schemas.openxmlformats.org/officeDocument/2006/relationships" xmlns:m="http://schemas.openxmlformats.org/officeDocument/2006/math" xmlns:v="urn:schemas-microsoft-com:vml" xmlns:wp14="http://schemas.microsoft.com/office/word/2010/wordprocessingDrawing" xmlns:wp="http://schemas.openxmlformats.org/drawingml/2006/wordprocessingDrawing" xmlns:w10="urn:schemas-microsoft-com:office:word" xmlns:w="http://schemas.openxmlformats.org/wordprocessingml/2006/main" xmlns:w14="http://schemas.microsoft.com/office/word/2010/wordml" xmlns:w15="http://schemas.microsoft.com/office/word/2012/wordml" xmlns:wne="http://schemas.microsoft.com/office/word/2006/wordml" xmlns:wpg="http://schemas.microsoft.com/office/word/2010/wordprocessingGroup" xmlns:wpi="http://schemas.microsoft.com/office/word/2010/wordprocessingInk" xmlns:wps="http://schemas.microsoft.com/office/word/2010/wordprocessingShape" mc:Ignorable="w14 w15 wp14">
+  <!-- Generated by Aspose.Words for .NET 13.3.0.1 -->
   <w:body>
     <w:p>
       <w:pPr>
-        <w:pStyle w:val="28"/>
+        <w:pStyle w:val="1"/>
         <w:bidi w:val="0"/>
         <w:rPr>
           <w:rFonts w:hint="eastAsia"/>
@@ -21,7 +22,7 @@
     </w:p>
     <w:p>
       <w:pPr>
-        <w:pStyle w:val="30"/>
+        <w:pStyle w:val="2"/>
         <w:bidi w:val="0"/>
         <w:rPr>
           <w:rFonts w:hint="eastAsia"/>
@@ -38,7 +39,7 @@
     </w:p>
     <w:p>
       <w:pPr>
-        <w:pStyle w:val="29"/>
+        <w:pStyle w:val="a1"/>
         <w:bidi w:val="0"/>
         <w:rPr>
           <w:rFonts w:hint="eastAsia"/>
@@ -69,7 +70,7 @@
     </w:p>
     <w:p>
       <w:pPr>
-        <w:pStyle w:val="29"/>
+        <w:pStyle w:val="a1"/>
         <w:bidi w:val="0"/>
         <w:rPr>
           <w:rFonts w:hint="eastAsia"/>
@@ -100,7 +101,7 @@
     </w:p>
     <w:p>
       <w:pPr>
-        <w:pStyle w:val="29"/>
+        <w:pStyle w:val="a1"/>
         <w:bidi w:val="0"/>
         <w:rPr>
           <w:rFonts w:hint="eastAsia"/>
@@ -159,7 +160,7 @@
     </w:p>
     <w:p>
       <w:pPr>
-        <w:pStyle w:val="30"/>
+        <w:pStyle w:val="2"/>
         <w:bidi w:val="0"/>
         <w:rPr>
           <w:rFonts w:hint="default"/>
@@ -176,7 +177,7 @@
     </w:p>
     <w:p>
       <w:pPr>
-        <w:pStyle w:val="28"/>
+        <w:pStyle w:val="1"/>
         <w:bidi w:val="0"/>
         <w:rPr>
           <w:rFonts w:hint="eastAsia"/>
@@ -193,15 +194,15 @@
     </w:p>
     <w:p>
       <w:pPr>
-        <w:pStyle w:val="29"/>
-        <w:rPr>
-          <w:rFonts w:hint="default" w:eastAsia="宋体"/>
-          <w:lang w:val="en-US" w:eastAsia="zh-CN"/>
-        </w:rPr>
-      </w:pPr>
-      <w:r>
-        <w:rPr>
-          <w:rFonts w:hint="eastAsia" w:eastAsia="宋体"/>
+        <w:pStyle w:val="a1"/>
+        <w:rPr>
+          <w:rFonts w:eastAsia="宋体" w:hint="default"/>
+          <w:lang w:val="en-US" w:eastAsia="zh-CN"/>
+        </w:rPr>
+      </w:pPr>
+      <w:r>
+        <w:rPr>
+          <w:rFonts w:eastAsia="宋体" w:hint="eastAsia"/>
           <w:lang w:val="en-US" w:eastAsia="zh-CN"/>
         </w:rPr>
         <w:t>这个路径下的所有的文件的内容中的“刘剧灵”都需要替换为“宋海滨”</w:t>
@@ -209,7 +210,7 @@
     </w:p>
     <w:p>
       <w:pPr>
-        <w:pStyle w:val="29"/>
+        <w:pStyle w:val="a1"/>
         <w:bidi w:val="0"/>
         <w:rPr>
           <w:rFonts w:hint="default"/>
@@ -237,73 +238,23 @@
     <w:sectPr>
       <w:pgSz w:w="11906" w:h="16838"/>
       <w:pgMar w:top="1440" w:right="1800" w:bottom="1440" w:left="1800" w:header="851" w:footer="992" w:gutter="0"/>
-      <w:cols w:space="425" w:num="1"/>
+      <w:cols w:num="1" w:space="425"/>
       <w:docGrid w:type="lines" w:linePitch="312" w:charSpace="0"/>
     </w:sectPr>
   </w:body>
 </w:document>
 </file>
 
-<file path=word/endnotes.xml><?xml version="1.0" encoding="utf-8"?>
-<w:endnotes xmlns:wpc="http://schemas.microsoft.com/office/word/2010/wordprocessingCanvas" xmlns:mc="http://schemas.openxmlformats.org/markup-compatibility/2006" xmlns:o="urn:schemas-microsoft-com:office:office" xmlns:r="http://schemas.openxmlformats.org/officeDocument/2006/relationships" xmlns:m="http://schemas.openxmlformats.org/officeDocument/2006/math" xmlns:v="urn:schemas-microsoft-com:vml" xmlns:wp14="http://schemas.microsoft.com/office/word/2010/wordprocessingDrawing" xmlns:wp="http://schemas.openxmlformats.org/drawingml/2006/wordprocessingDrawing" xmlns:w="http://schemas.openxmlformats.org/wordprocessingml/2006/main" xmlns:w14="http://schemas.microsoft.com/office/word/2010/wordml" xmlns:w15="http://schemas.microsoft.com/office/word/2012/wordml" xmlns:w10="urn:schemas-microsoft-com:office:word" xmlns:wpg="http://schemas.microsoft.com/office/word/2010/wordprocessingGroup" xmlns:wpi="http://schemas.microsoft.com/office/word/2010/wordprocessingInk" xmlns:wne="http://schemas.microsoft.com/office/word/2006/wordml" xmlns:wps="http://schemas.microsoft.com/office/word/2010/wordprocessingShape" xmlns:wpsCustomData="http://www.wps.cn/officeDocument/2013/wpsCustomData" mc:Ignorable="w14 w15 wp14">
-  <w:endnote w:type="separator" w:id="0">
-    <w:p>
-      <w:pPr>
-        <w:spacing w:line="240" w:lineRule="auto"/>
-      </w:pPr>
-      <w:r>
-        <w:separator/>
-      </w:r>
-    </w:p>
-  </w:endnote>
-  <w:endnote w:type="continuationSeparator" w:id="1">
-    <w:p>
-      <w:pPr>
-        <w:spacing w:line="240" w:lineRule="auto"/>
-      </w:pPr>
-      <w:r>
-        <w:continuationSeparator/>
-      </w:r>
-    </w:p>
-  </w:endnote>
-</w:endnotes>
-</file>
-
-<file path=word/footnotes.xml><?xml version="1.0" encoding="utf-8"?>
-<w:footnotes xmlns:wpc="http://schemas.microsoft.com/office/word/2010/wordprocessingCanvas" xmlns:mc="http://schemas.openxmlformats.org/markup-compatibility/2006" xmlns:o="urn:schemas-microsoft-com:office:office" xmlns:r="http://schemas.openxmlformats.org/officeDocument/2006/relationships" xmlns:m="http://schemas.openxmlformats.org/officeDocument/2006/math" xmlns:v="urn:schemas-microsoft-com:vml" xmlns:wp14="http://schemas.microsoft.com/office/word/2010/wordprocessingDrawing" xmlns:wp="http://schemas.openxmlformats.org/drawingml/2006/wordprocessingDrawing" xmlns:w="http://schemas.openxmlformats.org/wordprocessingml/2006/main" xmlns:w14="http://schemas.microsoft.com/office/word/2010/wordml" xmlns:w15="http://schemas.microsoft.com/office/word/2012/wordml" xmlns:w10="urn:schemas-microsoft-com:office:word" xmlns:wpg="http://schemas.microsoft.com/office/word/2010/wordprocessingGroup" xmlns:wpi="http://schemas.microsoft.com/office/word/2010/wordprocessingInk" xmlns:wne="http://schemas.microsoft.com/office/word/2006/wordml" xmlns:wps="http://schemas.microsoft.com/office/word/2010/wordprocessingShape" xmlns:wpsCustomData="http://www.wps.cn/officeDocument/2013/wpsCustomData" mc:Ignorable="w14 w15 wp14">
-  <w:footnote w:type="separator" w:id="0">
-    <w:p>
-      <w:pPr>
-        <w:spacing w:line="360" w:lineRule="auto"/>
-      </w:pPr>
-      <w:r>
-        <w:separator/>
-      </w:r>
-    </w:p>
-  </w:footnote>
-  <w:footnote w:type="continuationSeparator" w:id="1">
-    <w:p>
-      <w:pPr>
-        <w:spacing w:line="360" w:lineRule="auto"/>
-      </w:pPr>
-      <w:r>
-        <w:continuationSeparator/>
-      </w:r>
-    </w:p>
-  </w:footnote>
-</w:footnotes>
-</file>
-
 <file path=word/numbering.xml><?xml version="1.0" encoding="utf-8"?>
-<w:numbering xmlns:wpc="http://schemas.microsoft.com/office/word/2010/wordprocessingCanvas" xmlns:mc="http://schemas.openxmlformats.org/markup-compatibility/2006" xmlns:o="urn:schemas-microsoft-com:office:office" xmlns:r="http://schemas.openxmlformats.org/officeDocument/2006/relationships" xmlns:m="http://schemas.openxmlformats.org/officeDocument/2006/math" xmlns:v="urn:schemas-microsoft-com:vml" xmlns:wp14="http://schemas.microsoft.com/office/word/2010/wordprocessingDrawing" xmlns:wp="http://schemas.openxmlformats.org/drawingml/2006/wordprocessingDrawing" xmlns:w10="urn:schemas-microsoft-com:office:word" xmlns:w="http://schemas.openxmlformats.org/wordprocessingml/2006/main" xmlns:w14="http://schemas.microsoft.com/office/word/2010/wordml" xmlns:wpg="http://schemas.microsoft.com/office/word/2010/wordprocessingGroup" xmlns:wpi="http://schemas.microsoft.com/office/word/2010/wordprocessingInk" xmlns:wne="http://schemas.microsoft.com/office/word/2006/wordml" xmlns:wps="http://schemas.microsoft.com/office/word/2010/wordprocessingShape" xmlns:wpsCustomData="http://www.wps.cn/officeDocument/2013/wpsCustomData" mc:Ignorable="w14 wp14">
+<w:numbering xmlns:wpc="http://schemas.microsoft.com/office/word/2010/wordprocessingCanvas" xmlns:mc="http://schemas.openxmlformats.org/markup-compatibility/2006" xmlns:o="urn:schemas-microsoft-com:office:office" xmlns:r="http://schemas.openxmlformats.org/officeDocument/2006/relationships" xmlns:m="http://schemas.openxmlformats.org/officeDocument/2006/math" xmlns:v="urn:schemas-microsoft-com:vml" xmlns:wp14="http://schemas.microsoft.com/office/word/2010/wordprocessingDrawing" xmlns:wp="http://schemas.openxmlformats.org/drawingml/2006/wordprocessingDrawing" xmlns:w10="urn:schemas-microsoft-com:office:word" xmlns:w="http://schemas.openxmlformats.org/wordprocessingml/2006/main" xmlns:w14="http://schemas.microsoft.com/office/word/2010/wordml" xmlns:w15="http://schemas.microsoft.com/office/word/2012/wordml" xmlns:wne="http://schemas.microsoft.com/office/word/2006/wordml" xmlns:wpg="http://schemas.microsoft.com/office/word/2010/wordprocessingGroup" xmlns:wpi="http://schemas.microsoft.com/office/word/2010/wordprocessingInk" xmlns:wps="http://schemas.microsoft.com/office/word/2010/wordprocessingShape" mc:Ignorable="w14 w15 wp14">
   <w:abstractNum w:abstractNumId="0">
     <w:nsid w:val="8E964DCE"/>
     <w:multiLevelType w:val="multilevel"/>
     <w:tmpl w:val="8E964DCE"/>
-    <w:lvl w:ilvl="0" w:tentative="0">
+    <w:lvl w:ilvl="0">
       <w:start w:val="1"/>
       <w:numFmt w:val="decimal"/>
-      <w:pStyle w:val="2"/>
+      <w:pStyle w:val="Heading1"/>
       <w:lvlText w:val="%1."/>
       <w:lvlJc w:val="left"/>
       <w:pPr>
@@ -313,10 +264,10 @@
         <w:rFonts w:hint="default"/>
       </w:rPr>
     </w:lvl>
-    <w:lvl w:ilvl="1" w:tentative="0">
+    <w:lvl w:ilvl="1">
       <w:start w:val="1"/>
       <w:numFmt w:val="decimal"/>
-      <w:pStyle w:val="3"/>
+      <w:pStyle w:val="Heading2"/>
       <w:lvlText w:val="%1.%2."/>
       <w:lvlJc w:val="left"/>
       <w:pPr>
@@ -326,10 +277,10 @@
         <w:rFonts w:hint="default"/>
       </w:rPr>
     </w:lvl>
-    <w:lvl w:ilvl="2" w:tentative="0">
+    <w:lvl w:ilvl="2">
       <w:start w:val="1"/>
       <w:numFmt w:val="decimal"/>
-      <w:pStyle w:val="4"/>
+      <w:pStyle w:val="Heading3"/>
       <w:lvlText w:val="%1.%2.%3."/>
       <w:lvlJc w:val="left"/>
       <w:pPr>
@@ -339,10 +290,10 @@
         <w:rFonts w:hint="default"/>
       </w:rPr>
     </w:lvl>
-    <w:lvl w:ilvl="3" w:tentative="0">
+    <w:lvl w:ilvl="3">
       <w:start w:val="1"/>
       <w:numFmt w:val="decimal"/>
-      <w:pStyle w:val="5"/>
+      <w:pStyle w:val="Heading4"/>
       <w:lvlText w:val="%1.%2.%3.%4."/>
       <w:lvlJc w:val="left"/>
       <w:pPr>
@@ -352,10 +303,10 @@
         <w:rFonts w:hint="default"/>
       </w:rPr>
     </w:lvl>
-    <w:lvl w:ilvl="4" w:tentative="0">
+    <w:lvl w:ilvl="4">
       <w:start w:val="1"/>
       <w:numFmt w:val="decimal"/>
-      <w:pStyle w:val="6"/>
+      <w:pStyle w:val="Heading5"/>
       <w:lvlText w:val="%1.%2.%3.%4.%5."/>
       <w:lvlJc w:val="left"/>
       <w:pPr>
@@ -365,10 +316,10 @@
         <w:rFonts w:hint="default"/>
       </w:rPr>
     </w:lvl>
-    <w:lvl w:ilvl="5" w:tentative="0">
+    <w:lvl w:ilvl="5">
       <w:start w:val="1"/>
       <w:numFmt w:val="decimal"/>
-      <w:pStyle w:val="7"/>
+      <w:pStyle w:val="Heading6"/>
       <w:lvlText w:val="%1.%2.%3.%4.%5.%6."/>
       <w:lvlJc w:val="left"/>
       <w:pPr>
@@ -378,10 +329,10 @@
         <w:rFonts w:hint="default"/>
       </w:rPr>
     </w:lvl>
-    <w:lvl w:ilvl="6" w:tentative="0">
+    <w:lvl w:ilvl="6">
       <w:start w:val="1"/>
       <w:numFmt w:val="decimal"/>
-      <w:pStyle w:val="8"/>
+      <w:pStyle w:val="Heading7"/>
       <w:lvlText w:val="%1.%2.%3.%4.%5.%6.%7."/>
       <w:lvlJc w:val="left"/>
       <w:pPr>
@@ -391,10 +342,10 @@
         <w:rFonts w:hint="default"/>
       </w:rPr>
     </w:lvl>
-    <w:lvl w:ilvl="7" w:tentative="0">
+    <w:lvl w:ilvl="7">
       <w:start w:val="1"/>
       <w:numFmt w:val="decimal"/>
-      <w:pStyle w:val="9"/>
+      <w:pStyle w:val="Heading8"/>
       <w:lvlText w:val="%1.%2.%3.%4.%5.%6.%7.%8."/>
       <w:lvlJc w:val="left"/>
       <w:pPr>
@@ -404,10 +355,10 @@
         <w:rFonts w:hint="default"/>
       </w:rPr>
     </w:lvl>
-    <w:lvl w:ilvl="8" w:tentative="0">
+    <w:lvl w:ilvl="8">
       <w:start w:val="1"/>
       <w:numFmt w:val="decimal"/>
-      <w:pStyle w:val="10"/>
+      <w:pStyle w:val="Heading9"/>
       <w:lvlText w:val="%1.%2.%3.%4.%5.%6.%7.%8.%9."/>
       <w:lvlJc w:val="left"/>
       <w:pPr>
@@ -425,269 +376,267 @@
 </file>
 
 <file path=word/styles.xml><?xml version="1.0" encoding="utf-8"?>
-<w:styles xmlns:mc="http://schemas.openxmlformats.org/markup-compatibility/2006" xmlns:o="urn:schemas-microsoft-com:office:office" xmlns:r="http://schemas.openxmlformats.org/officeDocument/2006/relationships" xmlns:m="http://schemas.openxmlformats.org/officeDocument/2006/math" xmlns:v="urn:schemas-microsoft-com:vml" xmlns:w="http://schemas.openxmlformats.org/wordprocessingml/2006/main" xmlns:w14="http://schemas.microsoft.com/office/word/2010/wordml" xmlns:w10="urn:schemas-microsoft-com:office:word" xmlns:sl="http://schemas.openxmlformats.org/schemaLibrary/2006/main" xmlns:wpsCustomData="http://www.wps.cn/officeDocument/2013/wpsCustomData" mc:Ignorable="w14">
+<w:styles xmlns:mc="http://schemas.openxmlformats.org/markup-compatibility/2006" xmlns:r="http://schemas.openxmlformats.org/officeDocument/2006/relationships" xmlns:w="http://schemas.openxmlformats.org/wordprocessingml/2006/main" xmlns:w14="http://schemas.microsoft.com/office/word/2010/wordml" xmlns:w15="http://schemas.microsoft.com/office/word/2012/wordml" mc:Ignorable="w14 w15">
   <w:docDefaults>
     <w:rPrDefault>
       <w:rPr>
-        <w:rFonts w:asciiTheme="minorHAnsi" w:hAnsiTheme="minorHAnsi" w:eastAsiaTheme="minorEastAsia" w:cstheme="minorBidi"/>
+        <w:rFonts w:asciiTheme="minorHAnsi" w:eastAsiaTheme="minorEastAsia" w:hAnsiTheme="minorHAnsi" w:cstheme="minorBidi"/>
       </w:rPr>
     </w:rPrDefault>
     <w:pPrDefault/>
   </w:docDefaults>
-  <w:latentStyles w:count="260" w:defQFormat="0" w:defUnhideWhenUsed="1" w:defSemiHidden="1" w:defUIPriority="99" w:defLockedState="0">
-    <w:lsdException w:qFormat="1" w:unhideWhenUsed="0" w:uiPriority="0" w:semiHidden="0" w:name="Normal"/>
-    <w:lsdException w:qFormat="1" w:unhideWhenUsed="0" w:uiPriority="0" w:semiHidden="0" w:name="heading 1"/>
-    <w:lsdException w:qFormat="1" w:uiPriority="0" w:semiHidden="0" w:name="heading 2"/>
-    <w:lsdException w:qFormat="1" w:uiPriority="0" w:name="heading 3"/>
-    <w:lsdException w:qFormat="1" w:uiPriority="0" w:semiHidden="0" w:name="heading 4"/>
-    <w:lsdException w:qFormat="1" w:uiPriority="0" w:name="heading 5"/>
-    <w:lsdException w:qFormat="1" w:uiPriority="0" w:name="heading 6"/>
-    <w:lsdException w:qFormat="1" w:uiPriority="0" w:name="heading 7"/>
-    <w:lsdException w:qFormat="1" w:uiPriority="0" w:name="heading 8"/>
-    <w:lsdException w:qFormat="1" w:uiPriority="0" w:name="heading 9"/>
-    <w:lsdException w:unhideWhenUsed="0" w:uiPriority="0" w:semiHidden="0" w:name="index 1"/>
-    <w:lsdException w:unhideWhenUsed="0" w:uiPriority="0" w:semiHidden="0" w:name="index 2"/>
-    <w:lsdException w:unhideWhenUsed="0" w:uiPriority="0" w:semiHidden="0" w:name="index 3"/>
-    <w:lsdException w:unhideWhenUsed="0" w:uiPriority="0" w:semiHidden="0" w:name="index 4"/>
-    <w:lsdException w:unhideWhenUsed="0" w:uiPriority="0" w:semiHidden="0" w:name="index 5"/>
-    <w:lsdException w:unhideWhenUsed="0" w:uiPriority="0" w:semiHidden="0" w:name="index 6"/>
-    <w:lsdException w:unhideWhenUsed="0" w:uiPriority="0" w:semiHidden="0" w:name="index 7"/>
-    <w:lsdException w:unhideWhenUsed="0" w:uiPriority="0" w:semiHidden="0" w:name="index 8"/>
-    <w:lsdException w:unhideWhenUsed="0" w:uiPriority="0" w:semiHidden="0" w:name="index 9"/>
-    <w:lsdException w:qFormat="1" w:unhideWhenUsed="0" w:uiPriority="0" w:semiHidden="0" w:name="toc 1"/>
-    <w:lsdException w:qFormat="1" w:unhideWhenUsed="0" w:uiPriority="0" w:semiHidden="0" w:name="toc 2"/>
-    <w:lsdException w:qFormat="1" w:unhideWhenUsed="0" w:uiPriority="0" w:semiHidden="0" w:name="toc 3"/>
-    <w:lsdException w:unhideWhenUsed="0" w:uiPriority="0" w:semiHidden="0" w:name="toc 4"/>
-    <w:lsdException w:unhideWhenUsed="0" w:uiPriority="0" w:semiHidden="0" w:name="toc 5"/>
-    <w:lsdException w:unhideWhenUsed="0" w:uiPriority="0" w:semiHidden="0" w:name="toc 6"/>
-    <w:lsdException w:unhideWhenUsed="0" w:uiPriority="0" w:semiHidden="0" w:name="toc 7"/>
-    <w:lsdException w:unhideWhenUsed="0" w:uiPriority="0" w:semiHidden="0" w:name="toc 8"/>
-    <w:lsdException w:unhideWhenUsed="0" w:uiPriority="0" w:semiHidden="0" w:name="toc 9"/>
-    <w:lsdException w:unhideWhenUsed="0" w:uiPriority="0" w:semiHidden="0" w:name="Normal Indent"/>
-    <w:lsdException w:unhideWhenUsed="0" w:uiPriority="0" w:semiHidden="0" w:name="footnote text"/>
-    <w:lsdException w:qFormat="1" w:unhideWhenUsed="0" w:uiPriority="0" w:semiHidden="0" w:name="annotation text"/>
-    <w:lsdException w:qFormat="1" w:unhideWhenUsed="0" w:uiPriority="0" w:semiHidden="0" w:name="header"/>
-    <w:lsdException w:qFormat="1" w:unhideWhenUsed="0" w:uiPriority="0" w:semiHidden="0" w:name="footer"/>
-    <w:lsdException w:unhideWhenUsed="0" w:uiPriority="0" w:semiHidden="0" w:name="index heading"/>
-    <w:lsdException w:qFormat="1" w:uiPriority="0" w:name="caption"/>
-    <w:lsdException w:unhideWhenUsed="0" w:uiPriority="0" w:semiHidden="0" w:name="table of figures"/>
-    <w:lsdException w:unhideWhenUsed="0" w:uiPriority="0" w:semiHidden="0" w:name="envelope address"/>
-    <w:lsdException w:unhideWhenUsed="0" w:uiPriority="0" w:semiHidden="0" w:name="envelope return"/>
-    <w:lsdException w:unhideWhenUsed="0" w:uiPriority="0" w:semiHidden="0" w:name="footnote reference"/>
-    <w:lsdException w:unhideWhenUsed="0" w:uiPriority="0" w:semiHidden="0" w:name="annotation reference"/>
-    <w:lsdException w:unhideWhenUsed="0" w:uiPriority="0" w:semiHidden="0" w:name="line number"/>
-    <w:lsdException w:unhideWhenUsed="0" w:uiPriority="0" w:semiHidden="0" w:name="page number"/>
-    <w:lsdException w:unhideWhenUsed="0" w:uiPriority="0" w:semiHidden="0" w:name="endnote reference"/>
-    <w:lsdException w:unhideWhenUsed="0" w:uiPriority="0" w:semiHidden="0" w:name="endnote text"/>
-    <w:lsdException w:unhideWhenUsed="0" w:uiPriority="0" w:semiHidden="0" w:name="table of authorities"/>
-    <w:lsdException w:unhideWhenUsed="0" w:uiPriority="0" w:semiHidden="0" w:name="macro"/>
-    <w:lsdException w:unhideWhenUsed="0" w:uiPriority="0" w:semiHidden="0" w:name="toa heading"/>
-    <w:lsdException w:unhideWhenUsed="0" w:uiPriority="0" w:semiHidden="0" w:name="List"/>
-    <w:lsdException w:unhideWhenUsed="0" w:uiPriority="0" w:semiHidden="0" w:name="List Bullet"/>
-    <w:lsdException w:unhideWhenUsed="0" w:uiPriority="0" w:semiHidden="0" w:name="List Number"/>
-    <w:lsdException w:unhideWhenUsed="0" w:uiPriority="0" w:semiHidden="0" w:name="List 2"/>
-    <w:lsdException w:unhideWhenUsed="0" w:uiPriority="0" w:semiHidden="0" w:name="List 3"/>
-    <w:lsdException w:unhideWhenUsed="0" w:uiPriority="0" w:semiHidden="0" w:name="List 4"/>
-    <w:lsdException w:unhideWhenUsed="0" w:uiPriority="0" w:semiHidden="0" w:name="List 5"/>
-    <w:lsdException w:unhideWhenUsed="0" w:uiPriority="0" w:semiHidden="0" w:name="List Bullet 2"/>
-    <w:lsdException w:unhideWhenUsed="0" w:uiPriority="0" w:semiHidden="0" w:name="List Bullet 3"/>
-    <w:lsdException w:unhideWhenUsed="0" w:uiPriority="0" w:semiHidden="0" w:name="List Bullet 4"/>
-    <w:lsdException w:unhideWhenUsed="0" w:uiPriority="0" w:semiHidden="0" w:name="List Bullet 5"/>
-    <w:lsdException w:unhideWhenUsed="0" w:uiPriority="0" w:semiHidden="0" w:name="List Number 2"/>
-    <w:lsdException w:unhideWhenUsed="0" w:uiPriority="0" w:semiHidden="0" w:name="List Number 3"/>
-    <w:lsdException w:unhideWhenUsed="0" w:uiPriority="0" w:semiHidden="0" w:name="List Number 4"/>
-    <w:lsdException w:unhideWhenUsed="0" w:uiPriority="0" w:semiHidden="0" w:name="List Number 5"/>
-    <w:lsdException w:qFormat="1" w:unhideWhenUsed="0" w:uiPriority="0" w:semiHidden="0" w:name="Title"/>
-    <w:lsdException w:unhideWhenUsed="0" w:uiPriority="0" w:semiHidden="0" w:name="Closing"/>
-    <w:lsdException w:unhideWhenUsed="0" w:uiPriority="0" w:semiHidden="0" w:name="Signature"/>
-    <w:lsdException w:qFormat="1" w:unhideWhenUsed="0" w:uiPriority="0" w:name="Default Paragraph Font"/>
-    <w:lsdException w:qFormat="1" w:unhideWhenUsed="0" w:uiPriority="0" w:name="Body Text"/>
-    <w:lsdException w:unhideWhenUsed="0" w:uiPriority="0" w:semiHidden="0" w:name="Body Text Indent"/>
-    <w:lsdException w:unhideWhenUsed="0" w:uiPriority="0" w:semiHidden="0" w:name="List Continue"/>
-    <w:lsdException w:unhideWhenUsed="0" w:uiPriority="0" w:semiHidden="0" w:name="List Continue 2"/>
-    <w:lsdException w:unhideWhenUsed="0" w:uiPriority="0" w:semiHidden="0" w:name="List Continue 3"/>
-    <w:lsdException w:unhideWhenUsed="0" w:uiPriority="0" w:semiHidden="0" w:name="List Continue 4"/>
-    <w:lsdException w:unhideWhenUsed="0" w:uiPriority="0" w:semiHidden="0" w:name="List Continue 5"/>
-    <w:lsdException w:unhideWhenUsed="0" w:uiPriority="0" w:semiHidden="0" w:name="Message Header"/>
-    <w:lsdException w:qFormat="1" w:unhideWhenUsed="0" w:uiPriority="0" w:semiHidden="0" w:name="Subtitle"/>
-    <w:lsdException w:unhideWhenUsed="0" w:uiPriority="0" w:semiHidden="0" w:name="Salutation"/>
-    <w:lsdException w:unhideWhenUsed="0" w:uiPriority="0" w:semiHidden="0" w:name="Date"/>
-    <w:lsdException w:unhideWhenUsed="0" w:uiPriority="0" w:semiHidden="0" w:name="Body Text First Indent"/>
-    <w:lsdException w:unhideWhenUsed="0" w:uiPriority="0" w:semiHidden="0" w:name="Body Text First Indent 2"/>
-    <w:lsdException w:unhideWhenUsed="0" w:uiPriority="0" w:semiHidden="0" w:name="Note Heading"/>
-    <w:lsdException w:unhideWhenUsed="0" w:uiPriority="0" w:semiHidden="0" w:name="Body Text 2"/>
-    <w:lsdException w:unhideWhenUsed="0" w:uiPriority="0" w:semiHidden="0" w:name="Body Text 3"/>
-    <w:lsdException w:unhideWhenUsed="0" w:uiPriority="0" w:semiHidden="0" w:name="Body Text Indent 2"/>
-    <w:lsdException w:unhideWhenUsed="0" w:uiPriority="0" w:semiHidden="0" w:name="Body Text Indent 3"/>
-    <w:lsdException w:unhideWhenUsed="0" w:uiPriority="0" w:semiHidden="0" w:name="Block Text"/>
-    <w:lsdException w:unhideWhenUsed="0" w:uiPriority="0" w:semiHidden="0" w:name="Hyperlink"/>
-    <w:lsdException w:unhideWhenUsed="0" w:uiPriority="0" w:semiHidden="0" w:name="FollowedHyperlink"/>
-    <w:lsdException w:qFormat="1" w:unhideWhenUsed="0" w:uiPriority="0" w:semiHidden="0" w:name="Strong"/>
-    <w:lsdException w:qFormat="1" w:unhideWhenUsed="0" w:uiPriority="0" w:semiHidden="0" w:name="Emphasis"/>
-    <w:lsdException w:unhideWhenUsed="0" w:uiPriority="0" w:semiHidden="0" w:name="Document Map"/>
-    <w:lsdException w:unhideWhenUsed="0" w:uiPriority="0" w:semiHidden="0" w:name="Plain Text"/>
-    <w:lsdException w:unhideWhenUsed="0" w:uiPriority="0" w:semiHidden="0" w:name="E-mail Signature"/>
-    <w:lsdException w:qFormat="1" w:unhideWhenUsed="0" w:uiPriority="0" w:semiHidden="0" w:name="Normal (Web)"/>
-    <w:lsdException w:unhideWhenUsed="0" w:uiPriority="0" w:semiHidden="0" w:name="HTML Acronym"/>
-    <w:lsdException w:unhideWhenUsed="0" w:uiPriority="0" w:semiHidden="0" w:name="HTML Address"/>
-    <w:lsdException w:unhideWhenUsed="0" w:uiPriority="0" w:semiHidden="0" w:name="HTML Cite"/>
-    <w:lsdException w:unhideWhenUsed="0" w:uiPriority="0" w:semiHidden="0" w:name="HTML Code"/>
-    <w:lsdException w:unhideWhenUsed="0" w:uiPriority="0" w:semiHidden="0" w:name="HTML Definition"/>
-    <w:lsdException w:unhideWhenUsed="0" w:uiPriority="0" w:semiHidden="0" w:name="HTML Keyboard"/>
-    <w:lsdException w:unhideWhenUsed="0" w:uiPriority="0" w:semiHidden="0" w:name="HTML Preformatted"/>
-    <w:lsdException w:unhideWhenUsed="0" w:uiPriority="0" w:semiHidden="0" w:name="HTML Sample"/>
-    <w:lsdException w:unhideWhenUsed="0" w:uiPriority="0" w:semiHidden="0" w:name="HTML Typewriter"/>
-    <w:lsdException w:unhideWhenUsed="0" w:uiPriority="0" w:semiHidden="0" w:name="HTML Variable"/>
-    <w:lsdException w:unhideWhenUsed="0" w:uiPriority="0" w:name="Normal Table"/>
-    <w:lsdException w:unhideWhenUsed="0" w:uiPriority="0" w:semiHidden="0" w:name="annotation subject"/>
-    <w:lsdException w:unhideWhenUsed="0" w:uiPriority="0" w:semiHidden="0" w:name="Table Simple 1"/>
-    <w:lsdException w:unhideWhenUsed="0" w:uiPriority="0" w:semiHidden="0" w:name="Table Simple 2"/>
-    <w:lsdException w:unhideWhenUsed="0" w:uiPriority="0" w:semiHidden="0" w:name="Table Simple 3"/>
-    <w:lsdException w:unhideWhenUsed="0" w:uiPriority="0" w:semiHidden="0" w:name="Table Classic 1"/>
-    <w:lsdException w:unhideWhenUsed="0" w:uiPriority="0" w:semiHidden="0" w:name="Table Classic 2"/>
-    <w:lsdException w:unhideWhenUsed="0" w:uiPriority="0" w:semiHidden="0" w:name="Table Classic 3"/>
-    <w:lsdException w:unhideWhenUsed="0" w:uiPriority="0" w:semiHidden="0" w:name="Table Classic 4"/>
-    <w:lsdException w:unhideWhenUsed="0" w:uiPriority="0" w:semiHidden="0" w:name="Table Colorful 1"/>
-    <w:lsdException w:unhideWhenUsed="0" w:uiPriority="0" w:semiHidden="0" w:name="Table Colorful 2"/>
-    <w:lsdException w:unhideWhenUsed="0" w:uiPriority="0" w:semiHidden="0" w:name="Table Colorful 3"/>
-    <w:lsdException w:unhideWhenUsed="0" w:uiPriority="0" w:semiHidden="0" w:name="Table Columns 1"/>
-    <w:lsdException w:unhideWhenUsed="0" w:uiPriority="0" w:semiHidden="0" w:name="Table Columns 2"/>
-    <w:lsdException w:unhideWhenUsed="0" w:uiPriority="0" w:semiHidden="0" w:name="Table Columns 3"/>
-    <w:lsdException w:unhideWhenUsed="0" w:uiPriority="0" w:semiHidden="0" w:name="Table Columns 4"/>
-    <w:lsdException w:unhideWhenUsed="0" w:uiPriority="0" w:semiHidden="0" w:name="Table Columns 5"/>
-    <w:lsdException w:unhideWhenUsed="0" w:uiPriority="0" w:semiHidden="0" w:name="Table Grid 1"/>
-    <w:lsdException w:unhideWhenUsed="0" w:uiPriority="0" w:semiHidden="0" w:name="Table Grid 2"/>
-    <w:lsdException w:unhideWhenUsed="0" w:uiPriority="0" w:semiHidden="0" w:name="Table Grid 3"/>
-    <w:lsdException w:unhideWhenUsed="0" w:uiPriority="0" w:semiHidden="0" w:name="Table Grid 4"/>
-    <w:lsdException w:unhideWhenUsed="0" w:uiPriority="0" w:semiHidden="0" w:name="Table Grid 5"/>
-    <w:lsdException w:unhideWhenUsed="0" w:uiPriority="0" w:semiHidden="0" w:name="Table Grid 6"/>
-    <w:lsdException w:unhideWhenUsed="0" w:uiPriority="0" w:semiHidden="0" w:name="Table Grid 7"/>
-    <w:lsdException w:unhideWhenUsed="0" w:uiPriority="0" w:semiHidden="0" w:name="Table Grid 8"/>
-    <w:lsdException w:unhideWhenUsed="0" w:uiPriority="0" w:semiHidden="0" w:name="Table List 1"/>
-    <w:lsdException w:unhideWhenUsed="0" w:uiPriority="0" w:semiHidden="0" w:name="Table List 2"/>
-    <w:lsdException w:unhideWhenUsed="0" w:uiPriority="0" w:semiHidden="0" w:name="Table List 3"/>
-    <w:lsdException w:unhideWhenUsed="0" w:uiPriority="0" w:semiHidden="0" w:name="Table List 4"/>
-    <w:lsdException w:unhideWhenUsed="0" w:uiPriority="0" w:semiHidden="0" w:name="Table List 5"/>
-    <w:lsdException w:unhideWhenUsed="0" w:uiPriority="0" w:semiHidden="0" w:name="Table List 6"/>
-    <w:lsdException w:unhideWhenUsed="0" w:uiPriority="0" w:semiHidden="0" w:name="Table List 7"/>
-    <w:lsdException w:unhideWhenUsed="0" w:uiPriority="0" w:semiHidden="0" w:name="Table List 8"/>
-    <w:lsdException w:unhideWhenUsed="0" w:uiPriority="0" w:semiHidden="0" w:name="Table 3D effects 1"/>
-    <w:lsdException w:unhideWhenUsed="0" w:uiPriority="0" w:semiHidden="0" w:name="Table 3D effects 2"/>
-    <w:lsdException w:unhideWhenUsed="0" w:uiPriority="0" w:semiHidden="0" w:name="Table 3D effects 3"/>
-    <w:lsdException w:unhideWhenUsed="0" w:uiPriority="0" w:semiHidden="0" w:name="Table Contemporary"/>
-    <w:lsdException w:unhideWhenUsed="0" w:uiPriority="0" w:semiHidden="0" w:name="Table Elegant"/>
-    <w:lsdException w:unhideWhenUsed="0" w:uiPriority="0" w:semiHidden="0" w:name="Table Professional"/>
-    <w:lsdException w:unhideWhenUsed="0" w:uiPriority="0" w:semiHidden="0" w:name="Table Subtle 1"/>
-    <w:lsdException w:unhideWhenUsed="0" w:uiPriority="0" w:semiHidden="0" w:name="Table Subtle 2"/>
-    <w:lsdException w:unhideWhenUsed="0" w:uiPriority="0" w:semiHidden="0" w:name="Table Web 1"/>
-    <w:lsdException w:unhideWhenUsed="0" w:uiPriority="0" w:semiHidden="0" w:name="Table Web 2"/>
-    <w:lsdException w:unhideWhenUsed="0" w:uiPriority="0" w:semiHidden="0" w:name="Table Web 3"/>
-    <w:lsdException w:unhideWhenUsed="0" w:uiPriority="0" w:semiHidden="0" w:name="Balloon Text"/>
-    <w:lsdException w:qFormat="1" w:unhideWhenUsed="0" w:uiPriority="0" w:semiHidden="0" w:name="Table Grid"/>
-    <w:lsdException w:unhideWhenUsed="0" w:uiPriority="0" w:semiHidden="0" w:name="Table Theme"/>
-    <w:lsdException w:unhideWhenUsed="0" w:uiPriority="60" w:semiHidden="0" w:name="Light Shading"/>
-    <w:lsdException w:unhideWhenUsed="0" w:uiPriority="61" w:semiHidden="0" w:name="Light List"/>
-    <w:lsdException w:unhideWhenUsed="0" w:uiPriority="62" w:semiHidden="0" w:name="Light Grid"/>
-    <w:lsdException w:unhideWhenUsed="0" w:uiPriority="63" w:semiHidden="0" w:name="Medium Shading 1"/>
-    <w:lsdException w:unhideWhenUsed="0" w:uiPriority="64" w:semiHidden="0" w:name="Medium Shading 2"/>
-    <w:lsdException w:unhideWhenUsed="0" w:uiPriority="65" w:semiHidden="0" w:name="Medium List 1"/>
-    <w:lsdException w:unhideWhenUsed="0" w:uiPriority="66" w:semiHidden="0" w:name="Medium List 2"/>
-    <w:lsdException w:unhideWhenUsed="0" w:uiPriority="67" w:semiHidden="0" w:name="Medium Grid 1"/>
-    <w:lsdException w:unhideWhenUsed="0" w:uiPriority="68" w:semiHidden="0" w:name="Medium Grid 2"/>
-    <w:lsdException w:unhideWhenUsed="0" w:uiPriority="69" w:semiHidden="0" w:name="Medium Grid 3"/>
-    <w:lsdException w:unhideWhenUsed="0" w:uiPriority="70" w:semiHidden="0" w:name="Dark List"/>
-    <w:lsdException w:unhideWhenUsed="0" w:uiPriority="71" w:semiHidden="0" w:name="Colorful Shading"/>
-    <w:lsdException w:unhideWhenUsed="0" w:uiPriority="72" w:semiHidden="0" w:name="Colorful List"/>
-    <w:lsdException w:unhideWhenUsed="0" w:uiPriority="73" w:semiHidden="0" w:name="Colorful Grid"/>
-    <w:lsdException w:unhideWhenUsed="0" w:uiPriority="60" w:semiHidden="0" w:name="Light Shading Accent 1"/>
-    <w:lsdException w:unhideWhenUsed="0" w:uiPriority="61" w:semiHidden="0" w:name="Light List Accent 1"/>
-    <w:lsdException w:unhideWhenUsed="0" w:uiPriority="62" w:semiHidden="0" w:name="Light Grid Accent 1"/>
-    <w:lsdException w:unhideWhenUsed="0" w:uiPriority="63" w:semiHidden="0" w:name="Medium Shading 1 Accent 1"/>
-    <w:lsdException w:unhideWhenUsed="0" w:uiPriority="64" w:semiHidden="0" w:name="Medium Shading 2 Accent 1"/>
-    <w:lsdException w:unhideWhenUsed="0" w:uiPriority="65" w:semiHidden="0" w:name="Medium List 1 Accent 1"/>
-    <w:lsdException w:unhideWhenUsed="0" w:uiPriority="66" w:semiHidden="0" w:name="Medium List 2 Accent 1"/>
-    <w:lsdException w:unhideWhenUsed="0" w:uiPriority="67" w:semiHidden="0" w:name="Medium Grid 1 Accent 1"/>
-    <w:lsdException w:unhideWhenUsed="0" w:uiPriority="68" w:semiHidden="0" w:name="Medium Grid 2 Accent 1"/>
-    <w:lsdException w:unhideWhenUsed="0" w:uiPriority="69" w:semiHidden="0" w:name="Medium Grid 3 Accent 1"/>
-    <w:lsdException w:unhideWhenUsed="0" w:uiPriority="70" w:semiHidden="0" w:name="Dark List Accent 1"/>
-    <w:lsdException w:unhideWhenUsed="0" w:uiPriority="71" w:semiHidden="0" w:name="Colorful Shading Accent 1"/>
-    <w:lsdException w:unhideWhenUsed="0" w:uiPriority="72" w:semiHidden="0" w:name="Colorful List Accent 1"/>
-    <w:lsdException w:unhideWhenUsed="0" w:uiPriority="73" w:semiHidden="0" w:name="Colorful Grid Accent 1"/>
-    <w:lsdException w:unhideWhenUsed="0" w:uiPriority="60" w:semiHidden="0" w:name="Light Shading Accent 2"/>
-    <w:lsdException w:unhideWhenUsed="0" w:uiPriority="61" w:semiHidden="0" w:name="Light List Accent 2"/>
-    <w:lsdException w:unhideWhenUsed="0" w:uiPriority="62" w:semiHidden="0" w:name="Light Grid Accent 2"/>
-    <w:lsdException w:unhideWhenUsed="0" w:uiPriority="63" w:semiHidden="0" w:name="Medium Shading 1 Accent 2"/>
-    <w:lsdException w:unhideWhenUsed="0" w:uiPriority="64" w:semiHidden="0" w:name="Medium Shading 2 Accent 2"/>
-    <w:lsdException w:unhideWhenUsed="0" w:uiPriority="65" w:semiHidden="0" w:name="Medium List 1 Accent 2"/>
-    <w:lsdException w:unhideWhenUsed="0" w:uiPriority="66" w:semiHidden="0" w:name="Medium List 2 Accent 2"/>
-    <w:lsdException w:unhideWhenUsed="0" w:uiPriority="67" w:semiHidden="0" w:name="Medium Grid 1 Accent 2"/>
-    <w:lsdException w:unhideWhenUsed="0" w:uiPriority="68" w:semiHidden="0" w:name="Medium Grid 2 Accent 2"/>
-    <w:lsdException w:unhideWhenUsed="0" w:uiPriority="69" w:semiHidden="0" w:name="Medium Grid 3 Accent 2"/>
-    <w:lsdException w:unhideWhenUsed="0" w:uiPriority="70" w:semiHidden="0" w:name="Dark List Accent 2"/>
-    <w:lsdException w:unhideWhenUsed="0" w:uiPriority="71" w:semiHidden="0" w:name="Colorful Shading Accent 2"/>
-    <w:lsdException w:unhideWhenUsed="0" w:uiPriority="72" w:semiHidden="0" w:name="Colorful List Accent 2"/>
-    <w:lsdException w:unhideWhenUsed="0" w:uiPriority="73" w:semiHidden="0" w:name="Colorful Grid Accent 2"/>
-    <w:lsdException w:unhideWhenUsed="0" w:uiPriority="60" w:semiHidden="0" w:name="Light Shading Accent 3"/>
-    <w:lsdException w:unhideWhenUsed="0" w:uiPriority="61" w:semiHidden="0" w:name="Light List Accent 3"/>
-    <w:lsdException w:unhideWhenUsed="0" w:uiPriority="62" w:semiHidden="0" w:name="Light Grid Accent 3"/>
-    <w:lsdException w:unhideWhenUsed="0" w:uiPriority="63" w:semiHidden="0" w:name="Medium Shading 1 Accent 3"/>
-    <w:lsdException w:unhideWhenUsed="0" w:uiPriority="64" w:semiHidden="0" w:name="Medium Shading 2 Accent 3"/>
-    <w:lsdException w:unhideWhenUsed="0" w:uiPriority="65" w:semiHidden="0" w:name="Medium List 1 Accent 3"/>
-    <w:lsdException w:unhideWhenUsed="0" w:uiPriority="66" w:semiHidden="0" w:name="Medium List 2 Accent 3"/>
-    <w:lsdException w:unhideWhenUsed="0" w:uiPriority="67" w:semiHidden="0" w:name="Medium Grid 1 Accent 3"/>
-    <w:lsdException w:unhideWhenUsed="0" w:uiPriority="68" w:semiHidden="0" w:name="Medium Grid 2 Accent 3"/>
-    <w:lsdException w:unhideWhenUsed="0" w:uiPriority="69" w:semiHidden="0" w:name="Medium Grid 3 Accent 3"/>
-    <w:lsdException w:unhideWhenUsed="0" w:uiPriority="70" w:semiHidden="0" w:name="Dark List Accent 3"/>
-    <w:lsdException w:unhideWhenUsed="0" w:uiPriority="71" w:semiHidden="0" w:name="Colorful Shading Accent 3"/>
-    <w:lsdException w:unhideWhenUsed="0" w:uiPriority="72" w:semiHidden="0" w:name="Colorful List Accent 3"/>
-    <w:lsdException w:unhideWhenUsed="0" w:uiPriority="73" w:semiHidden="0" w:name="Colorful Grid Accent 3"/>
-    <w:lsdException w:unhideWhenUsed="0" w:uiPriority="60" w:semiHidden="0" w:name="Light Shading Accent 4"/>
-    <w:lsdException w:unhideWhenUsed="0" w:uiPriority="61" w:semiHidden="0" w:name="Light List Accent 4"/>
-    <w:lsdException w:unhideWhenUsed="0" w:uiPriority="62" w:semiHidden="0" w:name="Light Grid Accent 4"/>
-    <w:lsdException w:unhideWhenUsed="0" w:uiPriority="63" w:semiHidden="0" w:name="Medium Shading 1 Accent 4"/>
-    <w:lsdException w:unhideWhenUsed="0" w:uiPriority="64" w:semiHidden="0" w:name="Medium Shading 2 Accent 4"/>
-    <w:lsdException w:unhideWhenUsed="0" w:uiPriority="65" w:semiHidden="0" w:name="Medium List 1 Accent 4"/>
-    <w:lsdException w:unhideWhenUsed="0" w:uiPriority="66" w:semiHidden="0" w:name="Medium List 2 Accent 4"/>
-    <w:lsdException w:unhideWhenUsed="0" w:uiPriority="67" w:semiHidden="0" w:name="Medium Grid 1 Accent 4"/>
-    <w:lsdException w:unhideWhenUsed="0" w:uiPriority="68" w:semiHidden="0" w:name="Medium Grid 2 Accent 4"/>
-    <w:lsdException w:unhideWhenUsed="0" w:uiPriority="69" w:semiHidden="0" w:name="Medium Grid 3 Accent 4"/>
-    <w:lsdException w:unhideWhenUsed="0" w:uiPriority="70" w:semiHidden="0" w:name="Dark List Accent 4"/>
-    <w:lsdException w:unhideWhenUsed="0" w:uiPriority="71" w:semiHidden="0" w:name="Colorful Shading Accent 4"/>
-    <w:lsdException w:unhideWhenUsed="0" w:uiPriority="72" w:semiHidden="0" w:name="Colorful List Accent 4"/>
-    <w:lsdException w:unhideWhenUsed="0" w:uiPriority="73" w:semiHidden="0" w:name="Colorful Grid Accent 4"/>
-    <w:lsdException w:unhideWhenUsed="0" w:uiPriority="60" w:semiHidden="0" w:name="Light Shading Accent 5"/>
-    <w:lsdException w:unhideWhenUsed="0" w:uiPriority="61" w:semiHidden="0" w:name="Light List Accent 5"/>
-    <w:lsdException w:unhideWhenUsed="0" w:uiPriority="62" w:semiHidden="0" w:name="Light Grid Accent 5"/>
-    <w:lsdException w:unhideWhenUsed="0" w:uiPriority="63" w:semiHidden="0" w:name="Medium Shading 1 Accent 5"/>
-    <w:lsdException w:unhideWhenUsed="0" w:uiPriority="64" w:semiHidden="0" w:name="Medium Shading 2 Accent 5"/>
-    <w:lsdException w:unhideWhenUsed="0" w:uiPriority="65" w:semiHidden="0" w:name="Medium List 1 Accent 5"/>
-    <w:lsdException w:unhideWhenUsed="0" w:uiPriority="66" w:semiHidden="0" w:name="Medium List 2 Accent 5"/>
-    <w:lsdException w:unhideWhenUsed="0" w:uiPriority="67" w:semiHidden="0" w:name="Medium Grid 1 Accent 5"/>
-    <w:lsdException w:unhideWhenUsed="0" w:uiPriority="68" w:semiHidden="0" w:name="Medium Grid 2 Accent 5"/>
-    <w:lsdException w:unhideWhenUsed="0" w:uiPriority="69" w:semiHidden="0" w:name="Medium Grid 3 Accent 5"/>
-    <w:lsdException w:unhideWhenUsed="0" w:uiPriority="70" w:semiHidden="0" w:name="Dark List Accent 5"/>
-    <w:lsdException w:unhideWhenUsed="0" w:uiPriority="71" w:semiHidden="0" w:name="Colorful Shading Accent 5"/>
-    <w:lsdException w:unhideWhenUsed="0" w:uiPriority="72" w:semiHidden="0" w:name="Colorful List Accent 5"/>
-    <w:lsdException w:unhideWhenUsed="0" w:uiPriority="73" w:semiHidden="0" w:name="Colorful Grid Accent 5"/>
-    <w:lsdException w:unhideWhenUsed="0" w:uiPriority="60" w:semiHidden="0" w:name="Light Shading Accent 6"/>
-    <w:lsdException w:unhideWhenUsed="0" w:uiPriority="61" w:semiHidden="0" w:name="Light List Accent 6"/>
-    <w:lsdException w:unhideWhenUsed="0" w:uiPriority="62" w:semiHidden="0" w:name="Light Grid Accent 6"/>
-    <w:lsdException w:unhideWhenUsed="0" w:uiPriority="63" w:semiHidden="0" w:name="Medium Shading 1 Accent 6"/>
-    <w:lsdException w:unhideWhenUsed="0" w:uiPriority="64" w:semiHidden="0" w:name="Medium Shading 2 Accent 6"/>
-    <w:lsdException w:unhideWhenUsed="0" w:uiPriority="65" w:semiHidden="0" w:name="Medium List 1 Accent 6"/>
-    <w:lsdException w:unhideWhenUsed="0" w:uiPriority="66" w:semiHidden="0" w:name="Medium List 2 Accent 6"/>
-    <w:lsdException w:unhideWhenUsed="0" w:uiPriority="67" w:semiHidden="0" w:name="Medium Grid 1 Accent 6"/>
-    <w:lsdException w:unhideWhenUsed="0" w:uiPriority="68" w:semiHidden="0" w:name="Medium Grid 2 Accent 6"/>
-    <w:lsdException w:unhideWhenUsed="0" w:uiPriority="69" w:semiHidden="0" w:name="Medium Grid 3 Accent 6"/>
-    <w:lsdException w:unhideWhenUsed="0" w:uiPriority="70" w:semiHidden="0" w:name="Dark List Accent 6"/>
-    <w:lsdException w:unhideWhenUsed="0" w:uiPriority="71" w:semiHidden="0" w:name="Colorful Shading Accent 6"/>
-    <w:lsdException w:unhideWhenUsed="0" w:uiPriority="72" w:semiHidden="0" w:name="Colorful List Accent 6"/>
-    <w:lsdException w:unhideWhenUsed="0" w:uiPriority="73" w:semiHidden="0" w:name="Colorful Grid Accent 6"/>
+  <w:latentStyles w:defLockedState="0" w:defUIPriority="99" w:defSemiHidden="1" w:defUnhideWhenUsed="1" w:defQFormat="0" w:count="260">
+    <w:lsdException w:name="Normal" w:semiHidden="0" w:uiPriority="0" w:unhideWhenUsed="0" w:qFormat="1"/>
+    <w:lsdException w:name="heading 1" w:semiHidden="0" w:uiPriority="0" w:unhideWhenUsed="0" w:qFormat="1"/>
+    <w:lsdException w:name="heading 2" w:semiHidden="0" w:uiPriority="0" w:qFormat="1"/>
+    <w:lsdException w:name="heading 3" w:uiPriority="0" w:qFormat="1"/>
+    <w:lsdException w:name="heading 4" w:semiHidden="0" w:uiPriority="0" w:qFormat="1"/>
+    <w:lsdException w:name="heading 5" w:uiPriority="0" w:qFormat="1"/>
+    <w:lsdException w:name="heading 6" w:uiPriority="0" w:qFormat="1"/>
+    <w:lsdException w:name="heading 7" w:uiPriority="0" w:qFormat="1"/>
+    <w:lsdException w:name="heading 8" w:uiPriority="0" w:qFormat="1"/>
+    <w:lsdException w:name="heading 9" w:uiPriority="0" w:qFormat="1"/>
+    <w:lsdException w:name="index 1" w:semiHidden="0" w:uiPriority="0" w:unhideWhenUsed="0"/>
+    <w:lsdException w:name="index 2" w:semiHidden="0" w:uiPriority="0" w:unhideWhenUsed="0"/>
+    <w:lsdException w:name="index 3" w:semiHidden="0" w:uiPriority="0" w:unhideWhenUsed="0"/>
+    <w:lsdException w:name="index 4" w:semiHidden="0" w:uiPriority="0" w:unhideWhenUsed="0"/>
+    <w:lsdException w:name="index 5" w:semiHidden="0" w:uiPriority="0" w:unhideWhenUsed="0"/>
+    <w:lsdException w:name="index 6" w:semiHidden="0" w:uiPriority="0" w:unhideWhenUsed="0"/>
+    <w:lsdException w:name="index 7" w:semiHidden="0" w:uiPriority="0" w:unhideWhenUsed="0"/>
+    <w:lsdException w:name="index 8" w:semiHidden="0" w:uiPriority="0" w:unhideWhenUsed="0"/>
+    <w:lsdException w:name="index 9" w:semiHidden="0" w:uiPriority="0" w:unhideWhenUsed="0"/>
+    <w:lsdException w:name="toc 1" w:semiHidden="0" w:uiPriority="0" w:unhideWhenUsed="0" w:qFormat="1"/>
+    <w:lsdException w:name="toc 2" w:semiHidden="0" w:uiPriority="0" w:unhideWhenUsed="0" w:qFormat="1"/>
+    <w:lsdException w:name="toc 3" w:semiHidden="0" w:uiPriority="0" w:unhideWhenUsed="0" w:qFormat="1"/>
+    <w:lsdException w:name="toc 4" w:semiHidden="0" w:uiPriority="0" w:unhideWhenUsed="0"/>
+    <w:lsdException w:name="toc 5" w:semiHidden="0" w:uiPriority="0" w:unhideWhenUsed="0"/>
+    <w:lsdException w:name="toc 6" w:semiHidden="0" w:uiPriority="0" w:unhideWhenUsed="0"/>
+    <w:lsdException w:name="toc 7" w:semiHidden="0" w:uiPriority="0" w:unhideWhenUsed="0"/>
+    <w:lsdException w:name="toc 8" w:semiHidden="0" w:uiPriority="0" w:unhideWhenUsed="0"/>
+    <w:lsdException w:name="toc 9" w:semiHidden="0" w:uiPriority="0" w:unhideWhenUsed="0"/>
+    <w:lsdException w:name="Normal Indent" w:semiHidden="0" w:uiPriority="0" w:unhideWhenUsed="0"/>
+    <w:lsdException w:name="footnote text" w:semiHidden="0" w:uiPriority="0" w:unhideWhenUsed="0"/>
+    <w:lsdException w:name="annotation text" w:semiHidden="0" w:uiPriority="0" w:unhideWhenUsed="0" w:qFormat="1"/>
+    <w:lsdException w:name="header" w:semiHidden="0" w:uiPriority="0" w:unhideWhenUsed="0" w:qFormat="1"/>
+    <w:lsdException w:name="footer" w:semiHidden="0" w:uiPriority="0" w:unhideWhenUsed="0" w:qFormat="1"/>
+    <w:lsdException w:name="index heading" w:semiHidden="0" w:uiPriority="0" w:unhideWhenUsed="0"/>
+    <w:lsdException w:name="caption" w:uiPriority="0" w:qFormat="1"/>
+    <w:lsdException w:name="table of figures" w:semiHidden="0" w:uiPriority="0" w:unhideWhenUsed="0"/>
+    <w:lsdException w:name="envelope address" w:semiHidden="0" w:uiPriority="0" w:unhideWhenUsed="0"/>
+    <w:lsdException w:name="envelope return" w:semiHidden="0" w:uiPriority="0" w:unhideWhenUsed="0"/>
+    <w:lsdException w:name="footnote reference" w:semiHidden="0" w:uiPriority="0" w:unhideWhenUsed="0"/>
+    <w:lsdException w:name="annotation reference" w:semiHidden="0" w:uiPriority="0" w:unhideWhenUsed="0"/>
+    <w:lsdException w:name="line number" w:semiHidden="0" w:uiPriority="0" w:unhideWhenUsed="0"/>
+    <w:lsdException w:name="page number" w:semiHidden="0" w:uiPriority="0" w:unhideWhenUsed="0"/>
+    <w:lsdException w:name="endnote reference" w:semiHidden="0" w:uiPriority="0" w:unhideWhenUsed="0"/>
+    <w:lsdException w:name="endnote text" w:semiHidden="0" w:uiPriority="0" w:unhideWhenUsed="0"/>
+    <w:lsdException w:name="table of authorities" w:semiHidden="0" w:uiPriority="0" w:unhideWhenUsed="0"/>
+    <w:lsdException w:name="macro" w:semiHidden="0" w:uiPriority="0" w:unhideWhenUsed="0"/>
+    <w:lsdException w:name="toa heading" w:semiHidden="0" w:uiPriority="0" w:unhideWhenUsed="0"/>
+    <w:lsdException w:name="List" w:semiHidden="0" w:uiPriority="0" w:unhideWhenUsed="0"/>
+    <w:lsdException w:name="List Bullet" w:semiHidden="0" w:uiPriority="0" w:unhideWhenUsed="0"/>
+    <w:lsdException w:name="List Number" w:semiHidden="0" w:uiPriority="0" w:unhideWhenUsed="0"/>
+    <w:lsdException w:name="List 2" w:semiHidden="0" w:uiPriority="0" w:unhideWhenUsed="0"/>
+    <w:lsdException w:name="List 3" w:semiHidden="0" w:uiPriority="0" w:unhideWhenUsed="0"/>
+    <w:lsdException w:name="List 4" w:semiHidden="0" w:uiPriority="0" w:unhideWhenUsed="0"/>
+    <w:lsdException w:name="List 5" w:semiHidden="0" w:uiPriority="0" w:unhideWhenUsed="0"/>
+    <w:lsdException w:name="List Bullet 2" w:semiHidden="0" w:uiPriority="0" w:unhideWhenUsed="0"/>
+    <w:lsdException w:name="List Bullet 3" w:semiHidden="0" w:uiPriority="0" w:unhideWhenUsed="0"/>
+    <w:lsdException w:name="List Bullet 4" w:semiHidden="0" w:uiPriority="0" w:unhideWhenUsed="0"/>
+    <w:lsdException w:name="List Bullet 5" w:semiHidden="0" w:uiPriority="0" w:unhideWhenUsed="0"/>
+    <w:lsdException w:name="List Number 2" w:semiHidden="0" w:uiPriority="0" w:unhideWhenUsed="0"/>
+    <w:lsdException w:name="List Number 3" w:semiHidden="0" w:uiPriority="0" w:unhideWhenUsed="0"/>
+    <w:lsdException w:name="List Number 4" w:semiHidden="0" w:uiPriority="0" w:unhideWhenUsed="0"/>
+    <w:lsdException w:name="List Number 5" w:semiHidden="0" w:uiPriority="0" w:unhideWhenUsed="0"/>
+    <w:lsdException w:name="Title" w:semiHidden="0" w:uiPriority="0" w:unhideWhenUsed="0" w:qFormat="1"/>
+    <w:lsdException w:name="Closing" w:semiHidden="0" w:uiPriority="0" w:unhideWhenUsed="0"/>
+    <w:lsdException w:name="Signature" w:semiHidden="0" w:uiPriority="0" w:unhideWhenUsed="0"/>
+    <w:lsdException w:name="Default Paragraph Font" w:uiPriority="0" w:unhideWhenUsed="0" w:qFormat="1"/>
+    <w:lsdException w:name="Body Text" w:uiPriority="0" w:unhideWhenUsed="0" w:qFormat="1"/>
+    <w:lsdException w:name="Body Text Indent" w:semiHidden="0" w:uiPriority="0" w:unhideWhenUsed="0"/>
+    <w:lsdException w:name="List Continue" w:semiHidden="0" w:uiPriority="0" w:unhideWhenUsed="0"/>
+    <w:lsdException w:name="List Continue 2" w:semiHidden="0" w:uiPriority="0" w:unhideWhenUsed="0"/>
+    <w:lsdException w:name="List Continue 3" w:semiHidden="0" w:uiPriority="0" w:unhideWhenUsed="0"/>
+    <w:lsdException w:name="List Continue 4" w:semiHidden="0" w:uiPriority="0" w:unhideWhenUsed="0"/>
+    <w:lsdException w:name="List Continue 5" w:semiHidden="0" w:uiPriority="0" w:unhideWhenUsed="0"/>
+    <w:lsdException w:name="Message Header" w:semiHidden="0" w:uiPriority="0" w:unhideWhenUsed="0"/>
+    <w:lsdException w:name="Subtitle" w:semiHidden="0" w:uiPriority="0" w:unhideWhenUsed="0" w:qFormat="1"/>
+    <w:lsdException w:name="Salutation" w:semiHidden="0" w:uiPriority="0" w:unhideWhenUsed="0"/>
+    <w:lsdException w:name="Date" w:semiHidden="0" w:uiPriority="0" w:unhideWhenUsed="0"/>
+    <w:lsdException w:name="Body Text First Indent" w:semiHidden="0" w:uiPriority="0" w:unhideWhenUsed="0"/>
+    <w:lsdException w:name="Body Text First Indent 2" w:semiHidden="0" w:uiPriority="0" w:unhideWhenUsed="0"/>
+    <w:lsdException w:name="Body Text 2" w:semiHidden="0" w:uiPriority="0" w:unhideWhenUsed="0"/>
+    <w:lsdException w:name="Body Text 3" w:semiHidden="0" w:uiPriority="0" w:unhideWhenUsed="0"/>
+    <w:lsdException w:name="Body Text Indent 2" w:semiHidden="0" w:uiPriority="0" w:unhideWhenUsed="0"/>
+    <w:lsdException w:name="Body Text Indent 3" w:semiHidden="0" w:uiPriority="0" w:unhideWhenUsed="0"/>
+    <w:lsdException w:name="Block Text" w:semiHidden="0" w:uiPriority="0" w:unhideWhenUsed="0"/>
+    <w:lsdException w:name="Hyperlink" w:semiHidden="0" w:uiPriority="0" w:unhideWhenUsed="0"/>
+    <w:lsdException w:name="FollowedHyperlink" w:semiHidden="0" w:uiPriority="0" w:unhideWhenUsed="0"/>
+    <w:lsdException w:name="Strong" w:semiHidden="0" w:uiPriority="0" w:unhideWhenUsed="0" w:qFormat="1"/>
+    <w:lsdException w:name="Emphasis" w:semiHidden="0" w:uiPriority="0" w:unhideWhenUsed="0" w:qFormat="1"/>
+    <w:lsdException w:name="Document Map" w:semiHidden="0" w:uiPriority="0" w:unhideWhenUsed="0"/>
+    <w:lsdException w:name="Plain Text" w:semiHidden="0" w:uiPriority="0" w:unhideWhenUsed="0"/>
+    <w:lsdException w:name="E-mail Signature" w:semiHidden="0" w:uiPriority="0" w:unhideWhenUsed="0"/>
+    <w:lsdException w:name="Normal (Web)" w:semiHidden="0" w:uiPriority="0" w:unhideWhenUsed="0" w:qFormat="1"/>
+    <w:lsdException w:name="HTML Acronym" w:semiHidden="0" w:uiPriority="0" w:unhideWhenUsed="0"/>
+    <w:lsdException w:name="HTML Address" w:semiHidden="0" w:uiPriority="0" w:unhideWhenUsed="0"/>
+    <w:lsdException w:name="HTML Cite" w:semiHidden="0" w:uiPriority="0" w:unhideWhenUsed="0"/>
+    <w:lsdException w:name="HTML Code" w:semiHidden="0" w:uiPriority="0" w:unhideWhenUsed="0"/>
+    <w:lsdException w:name="HTML Definition" w:semiHidden="0" w:uiPriority="0" w:unhideWhenUsed="0"/>
+    <w:lsdException w:name="HTML Keyboard" w:semiHidden="0" w:uiPriority="0" w:unhideWhenUsed="0"/>
+    <w:lsdException w:name="HTML Preformatted" w:semiHidden="0" w:uiPriority="0" w:unhideWhenUsed="0"/>
+    <w:lsdException w:name="HTML Sample" w:semiHidden="0" w:uiPriority="0" w:unhideWhenUsed="0"/>
+    <w:lsdException w:name="HTML Typewriter" w:semiHidden="0" w:uiPriority="0" w:unhideWhenUsed="0"/>
+    <w:lsdException w:name="HTML Variable" w:semiHidden="0" w:uiPriority="0" w:unhideWhenUsed="0"/>
+    <w:lsdException w:name="Normal Table" w:uiPriority="0" w:unhideWhenUsed="0"/>
+    <w:lsdException w:name="annotation subject" w:semiHidden="0" w:uiPriority="0" w:unhideWhenUsed="0"/>
+    <w:lsdException w:name="Table Simple 1" w:semiHidden="0" w:uiPriority="0" w:unhideWhenUsed="0"/>
+    <w:lsdException w:name="Table Simple 2" w:semiHidden="0" w:uiPriority="0" w:unhideWhenUsed="0"/>
+    <w:lsdException w:name="Table Simple 3" w:semiHidden="0" w:uiPriority="0" w:unhideWhenUsed="0"/>
+    <w:lsdException w:name="Table Classic 1" w:semiHidden="0" w:uiPriority="0" w:unhideWhenUsed="0"/>
+    <w:lsdException w:name="Table Classic 2" w:semiHidden="0" w:uiPriority="0" w:unhideWhenUsed="0"/>
+    <w:lsdException w:name="Table Classic 3" w:semiHidden="0" w:uiPriority="0" w:unhideWhenUsed="0"/>
+    <w:lsdException w:name="Table Classic 4" w:semiHidden="0" w:uiPriority="0" w:unhideWhenUsed="0"/>
+    <w:lsdException w:name="Table Colorful 1" w:semiHidden="0" w:uiPriority="0" w:unhideWhenUsed="0"/>
+    <w:lsdException w:name="Table Colorful 2" w:semiHidden="0" w:uiPriority="0" w:unhideWhenUsed="0"/>
+    <w:lsdException w:name="Table Colorful 3" w:semiHidden="0" w:uiPriority="0" w:unhideWhenUsed="0"/>
+    <w:lsdException w:name="Table Columns 1" w:semiHidden="0" w:uiPriority="0" w:unhideWhenUsed="0"/>
+    <w:lsdException w:name="Table Columns 2" w:semiHidden="0" w:uiPriority="0" w:unhideWhenUsed="0"/>
+    <w:lsdException w:name="Table Columns 3" w:semiHidden="0" w:uiPriority="0" w:unhideWhenUsed="0"/>
+    <w:lsdException w:name="Table Columns 4" w:semiHidden="0" w:uiPriority="0" w:unhideWhenUsed="0"/>
+    <w:lsdException w:name="Table Columns 5" w:semiHidden="0" w:uiPriority="0" w:unhideWhenUsed="0"/>
+    <w:lsdException w:name="Table Grid 1" w:semiHidden="0" w:uiPriority="0" w:unhideWhenUsed="0"/>
+    <w:lsdException w:name="Table Grid 2" w:semiHidden="0" w:uiPriority="0" w:unhideWhenUsed="0"/>
+    <w:lsdException w:name="Table Grid 3" w:semiHidden="0" w:uiPriority="0" w:unhideWhenUsed="0"/>
+    <w:lsdException w:name="Table Grid 4" w:semiHidden="0" w:uiPriority="0" w:unhideWhenUsed="0"/>
+    <w:lsdException w:name="Table Grid 5" w:semiHidden="0" w:uiPriority="0" w:unhideWhenUsed="0"/>
+    <w:lsdException w:name="Table Grid 6" w:semiHidden="0" w:uiPriority="0" w:unhideWhenUsed="0"/>
+    <w:lsdException w:name="Table Grid 7" w:semiHidden="0" w:uiPriority="0" w:unhideWhenUsed="0"/>
+    <w:lsdException w:name="Table Grid 8" w:semiHidden="0" w:uiPriority="0" w:unhideWhenUsed="0"/>
+    <w:lsdException w:name="Table List 1" w:semiHidden="0" w:uiPriority="0" w:unhideWhenUsed="0"/>
+    <w:lsdException w:name="Table List 2" w:semiHidden="0" w:uiPriority="0" w:unhideWhenUsed="0"/>
+    <w:lsdException w:name="Table List 3" w:semiHidden="0" w:uiPriority="0" w:unhideWhenUsed="0"/>
+    <w:lsdException w:name="Table List 4" w:semiHidden="0" w:uiPriority="0" w:unhideWhenUsed="0"/>
+    <w:lsdException w:name="Table List 5" w:semiHidden="0" w:uiPriority="0" w:unhideWhenUsed="0"/>
+    <w:lsdException w:name="Table List 6" w:semiHidden="0" w:uiPriority="0" w:unhideWhenUsed="0"/>
+    <w:lsdException w:name="Table List 7" w:semiHidden="0" w:uiPriority="0" w:unhideWhenUsed="0"/>
+    <w:lsdException w:name="Table List 8" w:semiHidden="0" w:uiPriority="0" w:unhideWhenUsed="0"/>
+    <w:lsdException w:name="Table 3D effects 1" w:semiHidden="0" w:uiPriority="0" w:unhideWhenUsed="0"/>
+    <w:lsdException w:name="Table 3D effects 2" w:semiHidden="0" w:uiPriority="0" w:unhideWhenUsed="0"/>
+    <w:lsdException w:name="Table 3D effects 3" w:semiHidden="0" w:uiPriority="0" w:unhideWhenUsed="0"/>
+    <w:lsdException w:name="Table Contemporary" w:semiHidden="0" w:uiPriority="0" w:unhideWhenUsed="0"/>
+    <w:lsdException w:name="Table Elegant" w:semiHidden="0" w:uiPriority="0" w:unhideWhenUsed="0"/>
+    <w:lsdException w:name="Table Professional" w:semiHidden="0" w:uiPriority="0" w:unhideWhenUsed="0"/>
+    <w:lsdException w:name="Table Subtle 1" w:semiHidden="0" w:uiPriority="0" w:unhideWhenUsed="0"/>
+    <w:lsdException w:name="Table Subtle 2" w:semiHidden="0" w:uiPriority="0" w:unhideWhenUsed="0"/>
+    <w:lsdException w:name="Table Web 1" w:semiHidden="0" w:uiPriority="0" w:unhideWhenUsed="0"/>
+    <w:lsdException w:name="Table Web 2" w:semiHidden="0" w:uiPriority="0" w:unhideWhenUsed="0"/>
+    <w:lsdException w:name="Table Web 3" w:semiHidden="0" w:uiPriority="0" w:unhideWhenUsed="0"/>
+    <w:lsdException w:name="Balloon Text" w:semiHidden="0" w:uiPriority="0" w:unhideWhenUsed="0"/>
+    <w:lsdException w:name="Table Grid" w:semiHidden="0" w:uiPriority="0" w:unhideWhenUsed="0" w:qFormat="1"/>
+    <w:lsdException w:name="Table Theme" w:semiHidden="0" w:uiPriority="0" w:unhideWhenUsed="0"/>
+    <w:lsdException w:name="Light Shading" w:semiHidden="0" w:uiPriority="60" w:unhideWhenUsed="0"/>
+    <w:lsdException w:name="Light List" w:semiHidden="0" w:uiPriority="61" w:unhideWhenUsed="0"/>
+    <w:lsdException w:name="Light Grid" w:semiHidden="0" w:uiPriority="62" w:unhideWhenUsed="0"/>
+    <w:lsdException w:name="Medium Shading 1" w:semiHidden="0" w:uiPriority="63" w:unhideWhenUsed="0"/>
+    <w:lsdException w:name="Medium Shading 2" w:semiHidden="0" w:uiPriority="64" w:unhideWhenUsed="0"/>
+    <w:lsdException w:name="Medium List 1" w:semiHidden="0" w:uiPriority="65" w:unhideWhenUsed="0"/>
+    <w:lsdException w:name="Medium List 2" w:semiHidden="0" w:uiPriority="66" w:unhideWhenUsed="0"/>
+    <w:lsdException w:name="Medium Grid 1" w:semiHidden="0" w:uiPriority="67" w:unhideWhenUsed="0"/>
+    <w:lsdException w:name="Medium Grid 2" w:semiHidden="0" w:uiPriority="68" w:unhideWhenUsed="0"/>
+    <w:lsdException w:name="Medium Grid 3" w:semiHidden="0" w:uiPriority="69" w:unhideWhenUsed="0"/>
+    <w:lsdException w:name="Dark List" w:semiHidden="0" w:uiPriority="70" w:unhideWhenUsed="0"/>
+    <w:lsdException w:name="Colorful Shading" w:semiHidden="0" w:uiPriority="71" w:unhideWhenUsed="0"/>
+    <w:lsdException w:name="Colorful List" w:semiHidden="0" w:uiPriority="72" w:unhideWhenUsed="0"/>
+    <w:lsdException w:name="Colorful Grid" w:semiHidden="0" w:uiPriority="73" w:unhideWhenUsed="0"/>
+    <w:lsdException w:name="Light Shading Accent 1" w:semiHidden="0" w:uiPriority="60" w:unhideWhenUsed="0"/>
+    <w:lsdException w:name="Light List Accent 1" w:semiHidden="0" w:uiPriority="61" w:unhideWhenUsed="0"/>
+    <w:lsdException w:name="Light Grid Accent 1" w:semiHidden="0" w:uiPriority="62" w:unhideWhenUsed="0"/>
+    <w:lsdException w:name="Medium Shading 1 Accent 1" w:semiHidden="0" w:uiPriority="63" w:unhideWhenUsed="0"/>
+    <w:lsdException w:name="Medium Shading 2 Accent 1" w:semiHidden="0" w:uiPriority="64" w:unhideWhenUsed="0"/>
+    <w:lsdException w:name="Medium List 1 Accent 1" w:semiHidden="0" w:uiPriority="65" w:unhideWhenUsed="0"/>
+    <w:lsdException w:name="Medium List 2 Accent 1" w:semiHidden="0" w:uiPriority="66" w:unhideWhenUsed="0"/>
+    <w:lsdException w:name="Medium Grid 1 Accent 1" w:semiHidden="0" w:uiPriority="67" w:unhideWhenUsed="0"/>
+    <w:lsdException w:name="Medium Grid 2 Accent 1" w:semiHidden="0" w:uiPriority="68" w:unhideWhenUsed="0"/>
+    <w:lsdException w:name="Medium Grid 3 Accent 1" w:semiHidden="0" w:uiPriority="69" w:unhideWhenUsed="0"/>
+    <w:lsdException w:name="Dark List Accent 1" w:semiHidden="0" w:uiPriority="70" w:unhideWhenUsed="0"/>
+    <w:lsdException w:name="Colorful Shading Accent 1" w:semiHidden="0" w:uiPriority="71" w:unhideWhenUsed="0"/>
+    <w:lsdException w:name="Colorful List Accent 1" w:semiHidden="0" w:uiPriority="72" w:unhideWhenUsed="0"/>
+    <w:lsdException w:name="Colorful Grid Accent 1" w:semiHidden="0" w:uiPriority="73" w:unhideWhenUsed="0"/>
+    <w:lsdException w:name="Light Shading Accent 2" w:semiHidden="0" w:uiPriority="60" w:unhideWhenUsed="0"/>
+    <w:lsdException w:name="Light List Accent 2" w:semiHidden="0" w:uiPriority="61" w:unhideWhenUsed="0"/>
+    <w:lsdException w:name="Light Grid Accent 2" w:semiHidden="0" w:uiPriority="62" w:unhideWhenUsed="0"/>
+    <w:lsdException w:name="Medium Shading 1 Accent 2" w:semiHidden="0" w:uiPriority="63" w:unhideWhenUsed="0"/>
+    <w:lsdException w:name="Medium Shading 2 Accent 2" w:semiHidden="0" w:uiPriority="64" w:unhideWhenUsed="0"/>
+    <w:lsdException w:name="Medium List 1 Accent 2" w:semiHidden="0" w:uiPriority="65" w:unhideWhenUsed="0"/>
+    <w:lsdException w:name="Medium List 2 Accent 2" w:semiHidden="0" w:uiPriority="66" w:unhideWhenUsed="0"/>
+    <w:lsdException w:name="Medium Grid 1 Accent 2" w:semiHidden="0" w:uiPriority="67" w:unhideWhenUsed="0"/>
+    <w:lsdException w:name="Medium Grid 2 Accent 2" w:semiHidden="0" w:uiPriority="68" w:unhideWhenUsed="0"/>
+    <w:lsdException w:name="Medium Grid 3 Accent 2" w:semiHidden="0" w:uiPriority="69" w:unhideWhenUsed="0"/>
+    <w:lsdException w:name="Dark List Accent 2" w:semiHidden="0" w:uiPriority="70" w:unhideWhenUsed="0"/>
+    <w:lsdException w:name="Colorful Shading Accent 2" w:semiHidden="0" w:uiPriority="71" w:unhideWhenUsed="0"/>
+    <w:lsdException w:name="Colorful List Accent 2" w:semiHidden="0" w:uiPriority="72" w:unhideWhenUsed="0"/>
+    <w:lsdException w:name="Colorful Grid Accent 2" w:semiHidden="0" w:uiPriority="73" w:unhideWhenUsed="0"/>
+    <w:lsdException w:name="Light Shading Accent 3" w:semiHidden="0" w:uiPriority="60" w:unhideWhenUsed="0"/>
+    <w:lsdException w:name="Light List Accent 3" w:semiHidden="0" w:uiPriority="61" w:unhideWhenUsed="0"/>
+    <w:lsdException w:name="Light Grid Accent 3" w:semiHidden="0" w:uiPriority="62" w:unhideWhenUsed="0"/>
+    <w:lsdException w:name="Medium Shading 1 Accent 3" w:semiHidden="0" w:uiPriority="63" w:unhideWhenUsed="0"/>
+    <w:lsdException w:name="Medium Shading 2 Accent 3" w:semiHidden="0" w:uiPriority="64" w:unhideWhenUsed="0"/>
+    <w:lsdException w:name="Medium List 1 Accent 3" w:semiHidden="0" w:uiPriority="65" w:unhideWhenUsed="0"/>
+    <w:lsdException w:name="Medium List 2 Accent 3" w:semiHidden="0" w:uiPriority="66" w:unhideWhenUsed="0"/>
+    <w:lsdException w:name="Medium Grid 1 Accent 3" w:semiHidden="0" w:uiPriority="67" w:unhideWhenUsed="0"/>
+    <w:lsdException w:name="Medium Grid 2 Accent 3" w:semiHidden="0" w:uiPriority="68" w:unhideWhenUsed="0"/>
+    <w:lsdException w:name="Medium Grid 3 Accent 3" w:semiHidden="0" w:uiPriority="69" w:unhideWhenUsed="0"/>
+    <w:lsdException w:name="Dark List Accent 3" w:semiHidden="0" w:uiPriority="70" w:unhideWhenUsed="0"/>
+    <w:lsdException w:name="Colorful Shading Accent 3" w:semiHidden="0" w:uiPriority="71" w:unhideWhenUsed="0"/>
+    <w:lsdException w:name="Colorful List Accent 3" w:semiHidden="0" w:uiPriority="72" w:unhideWhenUsed="0"/>
+    <w:lsdException w:name="Colorful Grid Accent 3" w:semiHidden="0" w:uiPriority="73" w:unhideWhenUsed="0"/>
+    <w:lsdException w:name="Light Shading Accent 4" w:semiHidden="0" w:uiPriority="60" w:unhideWhenUsed="0"/>
+    <w:lsdException w:name="Light List Accent 4" w:semiHidden="0" w:uiPriority="61" w:unhideWhenUsed="0"/>
+    <w:lsdException w:name="Light Grid Accent 4" w:semiHidden="0" w:uiPriority="62" w:unhideWhenUsed="0"/>
+    <w:lsdException w:name="Medium Shading 1 Accent 4" w:semiHidden="0" w:uiPriority="63" w:unhideWhenUsed="0"/>
+    <w:lsdException w:name="Medium Shading 2 Accent 4" w:semiHidden="0" w:uiPriority="64" w:unhideWhenUsed="0"/>
+    <w:lsdException w:name="Medium List 1 Accent 4" w:semiHidden="0" w:uiPriority="65" w:unhideWhenUsed="0"/>
+    <w:lsdException w:name="Medium List 2 Accent 4" w:semiHidden="0" w:uiPriority="66" w:unhideWhenUsed="0"/>
+    <w:lsdException w:name="Medium Grid 1 Accent 4" w:semiHidden="0" w:uiPriority="67" w:unhideWhenUsed="0"/>
+    <w:lsdException w:name="Medium Grid 2 Accent 4" w:semiHidden="0" w:uiPriority="68" w:unhideWhenUsed="0"/>
+    <w:lsdException w:name="Medium Grid 3 Accent 4" w:semiHidden="0" w:uiPriority="69" w:unhideWhenUsed="0"/>
+    <w:lsdException w:name="Dark List Accent 4" w:semiHidden="0" w:uiPriority="70" w:unhideWhenUsed="0"/>
+    <w:lsdException w:name="Colorful Shading Accent 4" w:semiHidden="0" w:uiPriority="71" w:unhideWhenUsed="0"/>
+    <w:lsdException w:name="Colorful List Accent 4" w:semiHidden="0" w:uiPriority="72" w:unhideWhenUsed="0"/>
+    <w:lsdException w:name="Colorful Grid Accent 4" w:semiHidden="0" w:uiPriority="73" w:unhideWhenUsed="0"/>
+    <w:lsdException w:name="Light Shading Accent 5" w:semiHidden="0" w:uiPriority="60" w:unhideWhenUsed="0"/>
+    <w:lsdException w:name="Light List Accent 5" w:semiHidden="0" w:uiPriority="61" w:unhideWhenUsed="0"/>
+    <w:lsdException w:name="Light Grid Accent 5" w:semiHidden="0" w:uiPriority="62" w:unhideWhenUsed="0"/>
+    <w:lsdException w:name="Medium Shading 1 Accent 5" w:semiHidden="0" w:uiPriority="63" w:unhideWhenUsed="0"/>
+    <w:lsdException w:name="Medium Shading 2 Accent 5" w:semiHidden="0" w:uiPriority="64" w:unhideWhenUsed="0"/>
+    <w:lsdException w:name="Medium List 1 Accent 5" w:semiHidden="0" w:uiPriority="65" w:unhideWhenUsed="0"/>
+    <w:lsdException w:name="Medium List 2 Accent 5" w:semiHidden="0" w:uiPriority="66" w:unhideWhenUsed="0"/>
+    <w:lsdException w:name="Medium Grid 1 Accent 5" w:semiHidden="0" w:uiPriority="67" w:unhideWhenUsed="0"/>
+    <w:lsdException w:name="Medium Grid 2 Accent 5" w:semiHidden="0" w:uiPriority="68" w:unhideWhenUsed="0"/>
+    <w:lsdException w:name="Medium Grid 3 Accent 5" w:semiHidden="0" w:uiPriority="69" w:unhideWhenUsed="0"/>
+    <w:lsdException w:name="Dark List Accent 5" w:semiHidden="0" w:uiPriority="70" w:unhideWhenUsed="0"/>
+    <w:lsdException w:name="Colorful Shading Accent 5" w:semiHidden="0" w:uiPriority="71" w:unhideWhenUsed="0"/>
+    <w:lsdException w:name="Colorful List Accent 5" w:semiHidden="0" w:uiPriority="72" w:unhideWhenUsed="0"/>
+    <w:lsdException w:name="Colorful Grid Accent 5" w:semiHidden="0" w:uiPriority="73" w:unhideWhenUsed="0"/>
+    <w:lsdException w:name="Light Shading Accent 6" w:semiHidden="0" w:uiPriority="60" w:unhideWhenUsed="0"/>
+    <w:lsdException w:name="Light List Accent 6" w:semiHidden="0" w:uiPriority="61" w:unhideWhenUsed="0"/>
+    <w:lsdException w:name="Light Grid Accent 6" w:semiHidden="0" w:uiPriority="62" w:unhideWhenUsed="0"/>
+    <w:lsdException w:name="Medium Shading 1 Accent 6" w:semiHidden="0" w:uiPriority="63" w:unhideWhenUsed="0"/>
+    <w:lsdException w:name="Medium Shading 2 Accent 6" w:semiHidden="0" w:uiPriority="64" w:unhideWhenUsed="0"/>
+    <w:lsdException w:name="Medium List 1 Accent 6" w:semiHidden="0" w:uiPriority="65" w:unhideWhenUsed="0"/>
+    <w:lsdException w:name="Medium List 2 Accent 6" w:semiHidden="0" w:uiPriority="66" w:unhideWhenUsed="0"/>
+    <w:lsdException w:name="Medium Grid 1 Accent 6" w:semiHidden="0" w:uiPriority="67" w:unhideWhenUsed="0"/>
+    <w:lsdException w:name="Medium Grid 2 Accent 6" w:semiHidden="0" w:uiPriority="68" w:unhideWhenUsed="0"/>
+    <w:lsdException w:name="Medium Grid 3 Accent 6" w:semiHidden="0" w:uiPriority="69" w:unhideWhenUsed="0"/>
+    <w:lsdException w:name="Dark List Accent 6" w:semiHidden="0" w:uiPriority="70" w:unhideWhenUsed="0"/>
+    <w:lsdException w:name="Colorful Shading Accent 6" w:semiHidden="0" w:uiPriority="71" w:unhideWhenUsed="0"/>
+    <w:lsdException w:name="Colorful List Accent 6" w:semiHidden="0" w:uiPriority="72" w:unhideWhenUsed="0"/>
+    <w:lsdException w:name="Colorful Grid Accent 6" w:semiHidden="0" w:uiPriority="73" w:unhideWhenUsed="0"/>
   </w:latentStyles>
-  <w:style w:type="paragraph" w:default="1" w:styleId="1">
+  <w:style w:type="paragraph" w:default="1" w:styleId="Normal">
     <w:name w:val="Normal"/>
     <w:qFormat/>
-    <w:uiPriority w:val="0"/>
     <w:pPr>
       <w:kinsoku w:val="0"/>
       <w:autoSpaceDE w:val="0"/>
@@ -699,7 +648,7 @@
       <w:textAlignment w:val="baseline"/>
     </w:pPr>
     <w:rPr>
-      <w:rFonts w:ascii="Arial" w:hAnsi="Arial" w:eastAsia="宋体" w:cs="Arial"/>
+      <w:rFonts w:ascii="Arial" w:eastAsia="宋体" w:hAnsi="Arial" w:cs="Arial"/>
       <w:snapToGrid w:val="0"/>
       <w:color w:val="000000"/>
       <w:kern w:val="0"/>
@@ -708,12 +657,11 @@
       <w:lang w:val="en-US" w:eastAsia="en-US" w:bidi="ar-SA"/>
     </w:rPr>
   </w:style>
-  <w:style w:type="paragraph" w:styleId="2">
+  <w:style w:type="paragraph" w:styleId="Heading1">
     <w:name w:val="heading 1"/>
-    <w:basedOn w:val="1"/>
-    <w:next w:val="1"/>
-    <w:qFormat/>
-    <w:uiPriority w:val="0"/>
+    <w:basedOn w:val="Normal"/>
+    <w:next w:val="Normal"/>
+    <w:qFormat/>
     <w:pPr>
       <w:keepNext/>
       <w:keepLines/>
@@ -731,13 +679,12 @@
       <w:sz w:val="44"/>
     </w:rPr>
   </w:style>
-  <w:style w:type="paragraph" w:styleId="3">
+  <w:style w:type="paragraph" w:styleId="Heading2">
     <w:name w:val="heading 2"/>
-    <w:basedOn w:val="1"/>
-    <w:next w:val="1"/>
+    <w:basedOn w:val="Normal"/>
+    <w:next w:val="Normal"/>
     <w:unhideWhenUsed/>
     <w:qFormat/>
-    <w:uiPriority w:val="0"/>
     <w:pPr>
       <w:keepNext/>
       <w:keepLines/>
@@ -750,19 +697,18 @@
       <w:outlineLvl w:val="1"/>
     </w:pPr>
     <w:rPr>
-      <w:rFonts w:ascii="Arial" w:hAnsi="Arial" w:eastAsia="黑体"/>
+      <w:rFonts w:ascii="Arial" w:eastAsia="黑体" w:hAnsi="Arial"/>
       <w:b/>
       <w:sz w:val="32"/>
     </w:rPr>
   </w:style>
-  <w:style w:type="paragraph" w:styleId="4">
+  <w:style w:type="paragraph" w:styleId="Heading3">
     <w:name w:val="heading 3"/>
-    <w:basedOn w:val="1"/>
-    <w:next w:val="1"/>
+    <w:basedOn w:val="Normal"/>
+    <w:next w:val="Normal"/>
     <w:semiHidden/>
     <w:unhideWhenUsed/>
     <w:qFormat/>
-    <w:uiPriority w:val="0"/>
     <w:pPr>
       <w:keepNext/>
       <w:keepLines/>
@@ -779,13 +725,12 @@
       <w:sz w:val="32"/>
     </w:rPr>
   </w:style>
-  <w:style w:type="paragraph" w:styleId="5">
+  <w:style w:type="paragraph" w:styleId="Heading4">
     <w:name w:val="heading 4"/>
-    <w:basedOn w:val="1"/>
-    <w:next w:val="1"/>
+    <w:basedOn w:val="Normal"/>
+    <w:next w:val="Normal"/>
     <w:unhideWhenUsed/>
     <w:qFormat/>
-    <w:uiPriority w:val="0"/>
     <w:pPr>
       <w:keepNext/>
       <w:keepLines/>
@@ -798,19 +743,18 @@
       <w:outlineLvl w:val="3"/>
     </w:pPr>
     <w:rPr>
-      <w:rFonts w:ascii="Arial" w:hAnsi="Arial" w:eastAsia="黑体"/>
+      <w:rFonts w:ascii="Arial" w:eastAsia="黑体" w:hAnsi="Arial"/>
       <w:b/>
       <w:sz w:val="28"/>
     </w:rPr>
   </w:style>
-  <w:style w:type="paragraph" w:styleId="6">
+  <w:style w:type="paragraph" w:styleId="Heading5">
     <w:name w:val="heading 5"/>
-    <w:basedOn w:val="1"/>
-    <w:next w:val="1"/>
+    <w:basedOn w:val="Normal"/>
+    <w:next w:val="Normal"/>
     <w:semiHidden/>
     <w:unhideWhenUsed/>
     <w:qFormat/>
-    <w:uiPriority w:val="0"/>
     <w:pPr>
       <w:keepNext/>
       <w:keepLines/>
@@ -827,14 +771,13 @@
       <w:sz w:val="28"/>
     </w:rPr>
   </w:style>
-  <w:style w:type="paragraph" w:styleId="7">
+  <w:style w:type="paragraph" w:styleId="Heading6">
     <w:name w:val="heading 6"/>
-    <w:basedOn w:val="1"/>
-    <w:next w:val="1"/>
+    <w:basedOn w:val="Normal"/>
+    <w:next w:val="Normal"/>
     <w:semiHidden/>
     <w:unhideWhenUsed/>
     <w:qFormat/>
-    <w:uiPriority w:val="0"/>
     <w:pPr>
       <w:keepNext/>
       <w:keepLines/>
@@ -847,19 +790,18 @@
       <w:outlineLvl w:val="5"/>
     </w:pPr>
     <w:rPr>
-      <w:rFonts w:ascii="Arial" w:hAnsi="Arial" w:eastAsia="黑体"/>
+      <w:rFonts w:ascii="Arial" w:eastAsia="黑体" w:hAnsi="Arial"/>
       <w:b/>
       <w:sz w:val="24"/>
     </w:rPr>
   </w:style>
-  <w:style w:type="paragraph" w:styleId="8">
+  <w:style w:type="paragraph" w:styleId="Heading7">
     <w:name w:val="heading 7"/>
-    <w:basedOn w:val="1"/>
-    <w:next w:val="1"/>
+    <w:basedOn w:val="Normal"/>
+    <w:next w:val="Normal"/>
     <w:semiHidden/>
     <w:unhideWhenUsed/>
     <w:qFormat/>
-    <w:uiPriority w:val="0"/>
     <w:pPr>
       <w:keepNext/>
       <w:keepLines/>
@@ -876,14 +818,13 @@
       <w:sz w:val="24"/>
     </w:rPr>
   </w:style>
-  <w:style w:type="paragraph" w:styleId="9">
+  <w:style w:type="paragraph" w:styleId="Heading8">
     <w:name w:val="heading 8"/>
-    <w:basedOn w:val="1"/>
-    <w:next w:val="1"/>
+    <w:basedOn w:val="Normal"/>
+    <w:next w:val="Normal"/>
     <w:semiHidden/>
     <w:unhideWhenUsed/>
     <w:qFormat/>
-    <w:uiPriority w:val="0"/>
     <w:pPr>
       <w:keepNext/>
       <w:keepLines/>
@@ -896,18 +837,17 @@
       <w:outlineLvl w:val="7"/>
     </w:pPr>
     <w:rPr>
-      <w:rFonts w:ascii="Arial" w:hAnsi="Arial" w:eastAsia="黑体"/>
+      <w:rFonts w:ascii="Arial" w:eastAsia="黑体" w:hAnsi="Arial"/>
       <w:sz w:val="24"/>
     </w:rPr>
   </w:style>
-  <w:style w:type="paragraph" w:styleId="10">
+  <w:style w:type="paragraph" w:styleId="Heading9">
     <w:name w:val="heading 9"/>
-    <w:basedOn w:val="1"/>
-    <w:next w:val="1"/>
+    <w:basedOn w:val="Normal"/>
+    <w:next w:val="Normal"/>
     <w:semiHidden/>
     <w:unhideWhenUsed/>
     <w:qFormat/>
-    <w:uiPriority w:val="0"/>
     <w:pPr>
       <w:keepNext/>
       <w:keepLines/>
@@ -920,20 +860,18 @@
       <w:outlineLvl w:val="8"/>
     </w:pPr>
     <w:rPr>
-      <w:rFonts w:ascii="Arial" w:hAnsi="Arial" w:eastAsia="黑体"/>
+      <w:rFonts w:ascii="Arial" w:eastAsia="黑体" w:hAnsi="Arial"/>
       <w:sz w:val="21"/>
     </w:rPr>
   </w:style>
-  <w:style w:type="character" w:default="1" w:styleId="22">
+  <w:style w:type="character" w:default="1" w:styleId="DefaultParagraphFont">
     <w:name w:val="Default Paragraph Font"/>
     <w:semiHidden/>
     <w:qFormat/>
-    <w:uiPriority w:val="0"/>
-  </w:style>
-  <w:style w:type="table" w:default="1" w:styleId="20">
+  </w:style>
+  <w:style w:type="table" w:default="1" w:styleId="TableNormal">
     <w:name w:val="Normal Table"/>
     <w:semiHidden/>
-    <w:uiPriority w:val="0"/>
     <w:tblPr>
       <w:tblCellMar>
         <w:top w:w="0" w:type="dxa"/>
@@ -943,43 +881,39 @@
       </w:tblCellMar>
     </w:tblPr>
   </w:style>
-  <w:style w:type="paragraph" w:styleId="11">
+  <w:style w:type="paragraph" w:styleId="CommentText">
     <w:name w:val="annotation text"/>
-    <w:basedOn w:val="1"/>
-    <w:qFormat/>
-    <w:uiPriority w:val="0"/>
+    <w:basedOn w:val="Normal"/>
+    <w:qFormat/>
     <w:pPr>
       <w:jc w:val="left"/>
     </w:pPr>
   </w:style>
-  <w:style w:type="paragraph" w:styleId="12">
+  <w:style w:type="paragraph" w:styleId="BodyText">
     <w:name w:val="Body Text"/>
-    <w:basedOn w:val="1"/>
+    <w:basedOn w:val="Normal"/>
     <w:semiHidden/>
     <w:qFormat/>
-    <w:uiPriority w:val="0"/>
-    <w:rPr>
-      <w:rFonts w:ascii="Arial" w:hAnsi="Arial" w:eastAsia="Arial" w:cs="Arial"/>
+    <w:rPr>
+      <w:rFonts w:ascii="Arial" w:eastAsia="Arial" w:hAnsi="Arial" w:cs="Arial"/>
       <w:sz w:val="21"/>
       <w:szCs w:val="21"/>
       <w:lang w:val="en-US" w:eastAsia="en-US" w:bidi="ar-SA"/>
     </w:rPr>
   </w:style>
-  <w:style w:type="paragraph" w:styleId="13">
+  <w:style w:type="paragraph" w:styleId="TOC3">
     <w:name w:val="toc 3"/>
-    <w:basedOn w:val="1"/>
-    <w:next w:val="1"/>
-    <w:qFormat/>
-    <w:uiPriority w:val="0"/>
+    <w:basedOn w:val="Normal"/>
+    <w:next w:val="Normal"/>
+    <w:qFormat/>
     <w:pPr>
       <w:ind w:left="840" w:leftChars="400"/>
     </w:pPr>
   </w:style>
-  <w:style w:type="paragraph" w:styleId="14">
+  <w:style w:type="paragraph" w:styleId="Footer">
     <w:name w:val="footer"/>
-    <w:basedOn w:val="1"/>
-    <w:qFormat/>
-    <w:uiPriority w:val="0"/>
+    <w:basedOn w:val="Normal"/>
+    <w:qFormat/>
     <w:pPr>
       <w:tabs>
         <w:tab w:val="center" w:pos="4153"/>
@@ -992,17 +926,16 @@
       <w:sz w:val="18"/>
     </w:rPr>
   </w:style>
-  <w:style w:type="paragraph" w:styleId="15">
+  <w:style w:type="paragraph" w:styleId="Header">
     <w:name w:val="header"/>
-    <w:basedOn w:val="1"/>
-    <w:qFormat/>
-    <w:uiPriority w:val="0"/>
+    <w:basedOn w:val="Normal"/>
+    <w:qFormat/>
     <w:pPr>
       <w:pBdr>
-        <w:top w:val="none" w:color="auto" w:sz="0" w:space="1"/>
-        <w:left w:val="none" w:color="auto" w:sz="0" w:space="4"/>
-        <w:bottom w:val="none" w:color="auto" w:sz="0" w:space="1"/>
-        <w:right w:val="none" w:color="auto" w:sz="0" w:space="4"/>
+        <w:top w:val="nil"/>
+        <w:left w:val="nil"/>
+        <w:bottom w:val="nil"/>
+        <w:right w:val="nil"/>
       </w:pBdr>
       <w:tabs>
         <w:tab w:val="center" w:pos="4153"/>
@@ -1017,41 +950,37 @@
       <w:sz w:val="18"/>
     </w:rPr>
   </w:style>
-  <w:style w:type="paragraph" w:styleId="16">
+  <w:style w:type="paragraph" w:styleId="TOC1">
     <w:name w:val="toc 1"/>
-    <w:basedOn w:val="1"/>
-    <w:next w:val="1"/>
-    <w:qFormat/>
-    <w:uiPriority w:val="0"/>
-    <w:rPr>
-      <w:rFonts w:ascii="Arial" w:hAnsi="Arial" w:eastAsia="Microsoft JhengHei"/>
+    <w:basedOn w:val="Normal"/>
+    <w:next w:val="Normal"/>
+    <w:qFormat/>
+    <w:rPr>
+      <w:rFonts w:ascii="Arial" w:eastAsia="Microsoft JhengHei" w:hAnsi="Arial"/>
       <w:sz w:val="24"/>
     </w:rPr>
   </w:style>
-  <w:style w:type="paragraph" w:styleId="17">
+  <w:style w:type="paragraph" w:styleId="TOC2">
     <w:name w:val="toc 2"/>
-    <w:basedOn w:val="1"/>
-    <w:next w:val="1"/>
-    <w:qFormat/>
-    <w:uiPriority w:val="0"/>
+    <w:basedOn w:val="Normal"/>
+    <w:next w:val="Normal"/>
+    <w:qFormat/>
     <w:pPr>
       <w:ind w:left="420" w:leftChars="200"/>
     </w:pPr>
   </w:style>
-  <w:style w:type="paragraph" w:styleId="18">
+  <w:style w:type="paragraph" w:styleId="NormalWeb">
     <w:name w:val="Normal (Web)"/>
-    <w:basedOn w:val="1"/>
-    <w:qFormat/>
-    <w:uiPriority w:val="0"/>
+    <w:basedOn w:val="Normal"/>
+    <w:qFormat/>
     <w:rPr>
       <w:sz w:val="24"/>
     </w:rPr>
   </w:style>
-  <w:style w:type="paragraph" w:styleId="19">
+  <w:style w:type="paragraph" w:styleId="Title">
     <w:name w:val="Title"/>
-    <w:basedOn w:val="1"/>
-    <w:qFormat/>
-    <w:uiPriority w:val="0"/>
+    <w:basedOn w:val="Normal"/>
+    <w:qFormat/>
     <w:pPr>
       <w:spacing w:before="240" w:beforeLines="0" w:beforeAutospacing="0" w:after="60" w:afterLines="0" w:afterAutospacing="0"/>
       <w:jc w:val="center"/>
@@ -1063,73 +992,68 @@
       <w:sz w:val="32"/>
     </w:rPr>
   </w:style>
-  <w:style w:type="table" w:styleId="21">
+  <w:style w:type="table" w:styleId="TableGrid">
     <w:name w:val="Table Grid"/>
-    <w:basedOn w:val="20"/>
-    <w:qFormat/>
-    <w:uiPriority w:val="0"/>
+    <w:basedOn w:val="TableNormal"/>
+    <w:qFormat/>
     <w:pPr>
       <w:widowControl w:val="0"/>
       <w:jc w:val="both"/>
     </w:pPr>
     <w:tblPr>
       <w:tblBorders>
-        <w:top w:val="single" w:color="auto" w:sz="4" w:space="0"/>
-        <w:left w:val="single" w:color="auto" w:sz="4" w:space="0"/>
-        <w:bottom w:val="single" w:color="auto" w:sz="4" w:space="0"/>
-        <w:right w:val="single" w:color="auto" w:sz="4" w:space="0"/>
-        <w:insideH w:val="single" w:color="auto" w:sz="4" w:space="0"/>
-        <w:insideV w:val="single" w:color="auto" w:sz="4" w:space="0"/>
+        <w:top w:val="single" w:sz="4" w:space="0" w:color="auto"/>
+        <w:left w:val="single" w:sz="4" w:space="0" w:color="auto"/>
+        <w:bottom w:val="single" w:sz="4" w:space="0" w:color="auto"/>
+        <w:right w:val="single" w:sz="4" w:space="0" w:color="auto"/>
+        <w:insideH w:val="single" w:sz="4" w:space="0" w:color="auto"/>
+        <w:insideV w:val="single" w:sz="4" w:space="0" w:color="auto"/>
       </w:tblBorders>
     </w:tblPr>
   </w:style>
-  <w:style w:type="character" w:styleId="23">
+  <w:style w:type="character" w:styleId="Strong">
     <w:name w:val="Strong"/>
-    <w:basedOn w:val="22"/>
-    <w:qFormat/>
-    <w:uiPriority w:val="0"/>
+    <w:basedOn w:val="DefaultParagraphFont"/>
+    <w:qFormat/>
     <w:rPr>
       <w:b/>
     </w:rPr>
   </w:style>
-  <w:style w:type="paragraph" w:customStyle="1" w:styleId="24">
+  <w:style w:type="paragraph" w:customStyle="1" w:styleId="a">
     <w:name w:val="柴_公司名"/>
-    <w:basedOn w:val="19"/>
-    <w:qFormat/>
-    <w:uiPriority w:val="0"/>
+    <w:basedOn w:val="Title"/>
+    <w:qFormat/>
     <w:pPr>
       <w:spacing w:after="600" w:afterLines="600"/>
     </w:pPr>
     <w:rPr>
-      <w:rFonts w:hint="eastAsia" w:ascii="宋体" w:hAnsi="宋体" w:eastAsia="宋体" w:cs="宋体"/>
+      <w:rFonts w:ascii="宋体" w:eastAsia="宋体" w:hAnsi="宋体" w:cs="宋体" w:hint="eastAsia"/>
       <w:bCs/>
       <w:spacing w:val="-6"/>
       <w:sz w:val="52"/>
       <w:szCs w:val="52"/>
     </w:rPr>
   </w:style>
-  <w:style w:type="paragraph" w:customStyle="1" w:styleId="25">
+  <w:style w:type="paragraph" w:customStyle="1" w:styleId="a0">
     <w:name w:val="柴_文档名"/>
-    <w:basedOn w:val="19"/>
-    <w:qFormat/>
-    <w:uiPriority w:val="0"/>
+    <w:basedOn w:val="Title"/>
+    <w:qFormat/>
     <w:pPr>
       <w:spacing w:after="900" w:afterLines="900"/>
     </w:pPr>
     <w:rPr>
-      <w:rFonts w:ascii="黑体" w:hAnsi="黑体" w:eastAsia="黑体" w:cs="黑体"/>
+      <w:rFonts w:ascii="黑体" w:eastAsia="黑体" w:hAnsi="黑体" w:cs="黑体"/>
       <w:bCs/>
       <w:spacing w:val="-7"/>
       <w:sz w:val="52"/>
       <w:szCs w:val="52"/>
     </w:rPr>
   </w:style>
-  <w:style w:type="table" w:customStyle="1" w:styleId="26">
-    <w:name w:val="Table Normal"/>
+  <w:style w:type="table" w:customStyle="1" w:styleId="TableNormal0">
+    <w:name w:val="Table Normal_0"/>
     <w:semiHidden/>
     <w:unhideWhenUsed/>
     <w:qFormat/>
-    <w:uiPriority w:val="0"/>
     <w:tblPr>
       <w:tblCellMar>
         <w:top w:w="0" w:type="dxa"/>
@@ -1139,87 +1063,81 @@
       </w:tblCellMar>
     </w:tblPr>
   </w:style>
-  <w:style w:type="paragraph" w:customStyle="1" w:styleId="27">
+  <w:style w:type="paragraph" w:customStyle="1" w:styleId="TableText">
     <w:name w:val="Table Text"/>
-    <w:basedOn w:val="1"/>
+    <w:basedOn w:val="Normal"/>
     <w:semiHidden/>
     <w:qFormat/>
-    <w:uiPriority w:val="0"/>
-    <w:rPr>
-      <w:rFonts w:ascii="宋体" w:hAnsi="宋体" w:eastAsia="宋体" w:cs="宋体"/>
+    <w:rPr>
+      <w:rFonts w:ascii="宋体" w:eastAsia="宋体" w:hAnsi="宋体" w:cs="宋体"/>
       <w:sz w:val="21"/>
       <w:szCs w:val="21"/>
       <w:lang w:val="en-US" w:eastAsia="en-US" w:bidi="ar-SA"/>
     </w:rPr>
   </w:style>
-  <w:style w:type="paragraph" w:customStyle="1" w:styleId="28">
+  <w:style w:type="paragraph" w:customStyle="1" w:styleId="1">
     <w:name w:val="柴_标题1"/>
-    <w:basedOn w:val="2"/>
-    <w:next w:val="29"/>
-    <w:link w:val="38"/>
-    <w:qFormat/>
-    <w:uiPriority w:val="0"/>
+    <w:basedOn w:val="Heading1"/>
+    <w:next w:val="a1"/>
+    <w:link w:val="1Char"/>
+    <w:qFormat/>
     <w:pPr>
       <w:spacing w:before="100" w:after="90" w:line="360" w:lineRule="auto"/>
     </w:pPr>
     <w:rPr>
-      <w:rFonts w:ascii="Arial" w:hAnsi="Arial" w:eastAsia="宋体"/>
+      <w:rFonts w:ascii="Arial" w:eastAsia="宋体" w:hAnsi="Arial"/>
       <w:sz w:val="32"/>
     </w:rPr>
   </w:style>
-  <w:style w:type="paragraph" w:customStyle="1" w:styleId="29">
+  <w:style w:type="paragraph" w:customStyle="1" w:styleId="a1">
     <w:name w:val="柴_正文"/>
-    <w:basedOn w:val="12"/>
-    <w:link w:val="41"/>
-    <w:qFormat/>
-    <w:uiPriority w:val="0"/>
+    <w:basedOn w:val="BodyText"/>
+    <w:link w:val="Char"/>
+    <w:qFormat/>
     <w:pPr>
       <w:spacing w:line="360" w:lineRule="auto"/>
       <w:ind w:firstLine="470" w:firstLineChars="200"/>
     </w:pPr>
     <w:rPr>
-      <w:rFonts w:ascii="Arial" w:hAnsi="Arial" w:eastAsia="宋体"/>
+      <w:rFonts w:ascii="Arial" w:eastAsia="宋体" w:hAnsi="Arial"/>
       <w:sz w:val="24"/>
       <w:lang w:eastAsia="zh-CN"/>
     </w:rPr>
   </w:style>
-  <w:style w:type="paragraph" w:customStyle="1" w:styleId="30">
+  <w:style w:type="paragraph" w:customStyle="1" w:styleId="2">
     <w:name w:val="柴_标题2"/>
-    <w:basedOn w:val="3"/>
-    <w:next w:val="29"/>
-    <w:qFormat/>
-    <w:uiPriority w:val="0"/>
+    <w:basedOn w:val="Heading2"/>
+    <w:next w:val="a1"/>
+    <w:qFormat/>
     <w:pPr>
       <w:spacing w:line="360" w:lineRule="auto"/>
     </w:pPr>
     <w:rPr>
-      <w:rFonts w:ascii="Arial" w:hAnsi="Arial" w:eastAsia="宋体"/>
+      <w:rFonts w:ascii="Arial" w:eastAsia="宋体" w:hAnsi="Arial"/>
       <w:sz w:val="28"/>
     </w:rPr>
   </w:style>
-  <w:style w:type="paragraph" w:customStyle="1" w:styleId="31">
+  <w:style w:type="paragraph" w:customStyle="1" w:styleId="3">
     <w:name w:val="柴_标题3"/>
-    <w:basedOn w:val="4"/>
-    <w:next w:val="29"/>
-    <w:qFormat/>
-    <w:uiPriority w:val="0"/>
+    <w:basedOn w:val="Heading3"/>
+    <w:next w:val="a1"/>
+    <w:qFormat/>
     <w:pPr>
       <w:spacing w:line="360" w:lineRule="auto"/>
       <w:ind w:left="0" w:firstLine="472" w:firstLineChars="200"/>
     </w:pPr>
     <w:rPr>
-      <w:rFonts w:ascii="宋体" w:hAnsi="宋体" w:eastAsia="宋体" w:cs="宋体"/>
+      <w:rFonts w:ascii="宋体" w:eastAsia="宋体" w:hAnsi="宋体" w:cs="宋体"/>
       <w:spacing w:val="-2"/>
       <w:sz w:val="24"/>
       <w:szCs w:val="24"/>
     </w:rPr>
   </w:style>
-  <w:style w:type="paragraph" w:customStyle="1" w:styleId="32">
+  <w:style w:type="paragraph" w:customStyle="1" w:styleId="a2">
     <w:name w:val="柴_目录"/>
-    <w:basedOn w:val="1"/>
-    <w:next w:val="12"/>
-    <w:qFormat/>
-    <w:uiPriority w:val="0"/>
+    <w:basedOn w:val="Normal"/>
+    <w:next w:val="BodyText"/>
+    <w:qFormat/>
     <w:pPr>
       <w:tabs>
         <w:tab w:val="right" w:leader="dot" w:pos="8442"/>
@@ -1227,64 +1145,59 @@
       <w:ind w:left="0" w:leftChars="0"/>
     </w:pPr>
     <w:rPr>
-      <w:rFonts w:ascii="Arial" w:hAnsi="Arial" w:eastAsia="Microsoft JhengHei"/>
+      <w:rFonts w:ascii="Arial" w:eastAsia="Microsoft JhengHei" w:hAnsi="Arial"/>
       <w:sz w:val="24"/>
     </w:rPr>
   </w:style>
-  <w:style w:type="paragraph" w:customStyle="1" w:styleId="33">
+  <w:style w:type="paragraph" w:customStyle="1" w:styleId="WPSOffice1">
     <w:name w:val="WPSOffice手动目录 1"/>
     <w:qFormat/>
-    <w:uiPriority w:val="0"/>
     <w:pPr>
       <w:ind w:leftChars="0"/>
     </w:pPr>
     <w:rPr>
-      <w:rFonts w:ascii="Times New Roman" w:hAnsi="Times New Roman" w:eastAsia="宋体" w:cs="Times New Roman"/>
+      <w:rFonts w:ascii="Times New Roman" w:eastAsia="宋体" w:hAnsi="Times New Roman" w:cs="Times New Roman"/>
       <w:sz w:val="20"/>
       <w:szCs w:val="20"/>
     </w:rPr>
   </w:style>
-  <w:style w:type="paragraph" w:customStyle="1" w:styleId="34">
+  <w:style w:type="paragraph" w:customStyle="1" w:styleId="WPSOffice2">
     <w:name w:val="WPSOffice手动目录 2"/>
     <w:qFormat/>
-    <w:uiPriority w:val="0"/>
     <w:pPr>
       <w:ind w:leftChars="200"/>
     </w:pPr>
     <w:rPr>
-      <w:rFonts w:ascii="Times New Roman" w:hAnsi="Times New Roman" w:eastAsia="宋体" w:cs="Times New Roman"/>
+      <w:rFonts w:ascii="Times New Roman" w:eastAsia="宋体" w:hAnsi="Times New Roman" w:cs="Times New Roman"/>
       <w:sz w:val="20"/>
       <w:szCs w:val="20"/>
     </w:rPr>
   </w:style>
-  <w:style w:type="paragraph" w:customStyle="1" w:styleId="35">
+  <w:style w:type="paragraph" w:customStyle="1" w:styleId="WPSOffice3">
     <w:name w:val="WPSOffice手动目录 3"/>
     <w:qFormat/>
-    <w:uiPriority w:val="0"/>
     <w:pPr>
       <w:ind w:leftChars="400"/>
     </w:pPr>
     <w:rPr>
-      <w:rFonts w:ascii="Times New Roman" w:hAnsi="Times New Roman" w:eastAsia="宋体" w:cs="Times New Roman"/>
+      <w:rFonts w:ascii="Times New Roman" w:eastAsia="宋体" w:hAnsi="Times New Roman" w:cs="Times New Roman"/>
       <w:sz w:val="20"/>
       <w:szCs w:val="20"/>
     </w:rPr>
   </w:style>
-  <w:style w:type="paragraph" w:customStyle="1" w:styleId="36">
+  <w:style w:type="paragraph" w:customStyle="1" w:styleId="Compact">
     <w:name w:val="Compact"/>
-    <w:basedOn w:val="12"/>
-    <w:qFormat/>
-    <w:uiPriority w:val="0"/>
+    <w:basedOn w:val="BodyText"/>
+    <w:qFormat/>
     <w:pPr>
       <w:spacing w:before="36" w:after="36"/>
     </w:pPr>
   </w:style>
-  <w:style w:type="table" w:customStyle="1" w:styleId="37">
+  <w:style w:type="table" w:customStyle="1" w:styleId="Table">
     <w:name w:val="Table"/>
     <w:semiHidden/>
     <w:unhideWhenUsed/>
     <w:qFormat/>
-    <w:uiPriority w:val="0"/>
     <w:tblPr>
       <w:tblCellMar>
         <w:top w:w="0" w:type="dxa"/>
@@ -1296,27 +1209,25 @@
     <w:tblStylePr w:type="firstRow">
       <w:tcPr>
         <w:tcBorders>
-          <w:bottom w:val="single" w:color="auto" w:sz="0" w:space="0"/>
+          <w:bottom w:val="single" w:sz="0" w:space="0" w:color="auto"/>
         </w:tcBorders>
         <w:vAlign w:val="bottom"/>
       </w:tcPr>
     </w:tblStylePr>
   </w:style>
-  <w:style w:type="character" w:customStyle="1" w:styleId="38">
+  <w:style w:type="character" w:customStyle="1" w:styleId="1Char">
     <w:name w:val="柴_标题1 Char"/>
-    <w:link w:val="28"/>
-    <w:qFormat/>
-    <w:uiPriority w:val="0"/>
-    <w:rPr>
-      <w:rFonts w:ascii="Arial" w:hAnsi="Arial" w:eastAsia="宋体"/>
+    <w:link w:val="1"/>
+    <w:qFormat/>
+    <w:rPr>
+      <w:rFonts w:ascii="Arial" w:eastAsia="宋体" w:hAnsi="Arial"/>
       <w:sz w:val="32"/>
     </w:rPr>
   </w:style>
-  <w:style w:type="paragraph" w:customStyle="1" w:styleId="39">
+  <w:style w:type="paragraph" w:customStyle="1" w:styleId="a3">
     <w:name w:val="柴_正文_无缩进"/>
-    <w:basedOn w:val="1"/>
-    <w:qFormat/>
-    <w:uiPriority w:val="0"/>
+    <w:basedOn w:val="Normal"/>
+    <w:qFormat/>
     <w:pPr>
       <w:ind w:firstLine="0" w:firstLineChars="0"/>
     </w:pPr>
@@ -1326,31 +1237,29 @@
       <w:lang w:eastAsia="zh-CN"/>
     </w:rPr>
   </w:style>
-  <w:style w:type="paragraph" w:customStyle="1" w:styleId="40">
+  <w:style w:type="paragraph" w:customStyle="1" w:styleId="4">
     <w:name w:val="柴_标题4"/>
-    <w:basedOn w:val="5"/>
-    <w:next w:val="1"/>
-    <w:qFormat/>
-    <w:uiPriority w:val="0"/>
+    <w:basedOn w:val="Heading4"/>
+    <w:next w:val="Normal"/>
+    <w:qFormat/>
     <w:pPr>
       <w:widowControl w:val="0"/>
       <w:spacing w:before="160" w:line="360" w:lineRule="auto"/>
-      <w:ind w:left="981" w:leftChars="300" w:hanging="862"/>
-    </w:pPr>
-    <w:rPr>
-      <w:rFonts w:hint="eastAsia" w:ascii="Calibri" w:hAnsi="Calibri" w:eastAsia="宋体" w:cs="宋体"/>
+      <w:ind w:left="981" w:hanging="862" w:leftChars="300"/>
+    </w:pPr>
+    <w:rPr>
+      <w:rFonts w:ascii="Calibri" w:eastAsia="宋体" w:hAnsi="Calibri" w:cs="宋体" w:hint="eastAsia"/>
       <w:sz w:val="24"/>
       <w:szCs w:val="24"/>
       <w:lang w:eastAsia="zh-CN" w:bidi="zh-CN"/>
     </w:rPr>
   </w:style>
-  <w:style w:type="character" w:customStyle="1" w:styleId="41">
+  <w:style w:type="character" w:customStyle="1" w:styleId="Char">
     <w:name w:val="柴_正文 Char"/>
-    <w:link w:val="29"/>
-    <w:qFormat/>
-    <w:uiPriority w:val="0"/>
-    <w:rPr>
-      <w:rFonts w:ascii="Arial" w:hAnsi="Arial" w:eastAsia="宋体"/>
+    <w:link w:val="a1"/>
+    <w:qFormat/>
+    <w:rPr>
+      <w:rFonts w:ascii="Arial" w:eastAsia="宋体" w:hAnsi="Arial"/>
       <w:sz w:val="24"/>
       <w:lang w:eastAsia="zh-CN"/>
     </w:rPr>
